--- a/文件/全國大專校院智慧創新暨跨域整合創作競/系統需求書.docx
+++ b/文件/全國大專校院智慧創新暨跨域整合創作競/系統需求書.docx
@@ -1,6 +1,6 @@
 
 <file path=word/document.xml><?xml version="1.0" encoding="utf-8"?>
-<w:document xmlns:wpc="http://schemas.microsoft.com/office/word/2010/wordprocessingCanvas" xmlns:cx="http://schemas.microsoft.com/office/drawing/2014/chartex" xmlns:cx1="http://schemas.microsoft.com/office/drawing/2015/9/8/chartex" xmlns:cx2="http://schemas.microsoft.com/office/drawing/2015/10/21/chartex" xmlns:cx3="http://schemas.microsoft.com/office/drawing/2016/5/9/chartex" xmlns:cx4="http://schemas.microsoft.com/office/drawing/2016/5/10/chartex" xmlns:cx5="http://schemas.microsoft.com/office/drawing/2016/5/11/chartex" xmlns:cx6="http://schemas.microsoft.com/office/drawing/2016/5/12/chartex" xmlns:cx7="http://schemas.microsoft.com/office/drawing/2016/5/13/chartex" xmlns:cx8="http://schemas.microsoft.com/office/drawing/2016/5/14/chartex" xmlns:mc="http://schemas.openxmlformats.org/markup-compatibility/2006" xmlns:aink="http://schemas.microsoft.com/office/drawing/2016/ink" xmlns:am3d="http://schemas.microsoft.com/office/drawing/2017/model3d" xmlns:o="urn:schemas-microsoft-com:office:office" xmlns:oel="http://schemas.microsoft.com/office/2019/extlst" xmlns:r="http://schemas.openxmlformats.org/officeDocument/2006/relationships" xmlns:m="http://schemas.openxmlformats.org/officeDocument/2006/math" xmlns:v="urn:schemas-microsoft-com:vml" xmlns:wp14="http://schemas.microsoft.com/office/word/2010/wordprocessingDrawing" xmlns:wp="http://schemas.openxmlformats.org/drawingml/2006/wordprocessingDrawing" xmlns:w10="urn:schemas-microsoft-com:office:word" xmlns:w="http://schemas.openxmlformats.org/wordprocessingml/2006/main" xmlns:w14="http://schemas.microsoft.com/office/word/2010/wordml" xmlns:w15="http://schemas.microsoft.com/office/word/2012/wordml" xmlns:w16cex="http://schemas.microsoft.com/office/word/2018/wordml/cex" xmlns:w16cid="http://schemas.microsoft.com/office/word/2016/wordml/cid" xmlns:w16="http://schemas.microsoft.com/office/word/2018/wordml" xmlns:w16du="http://schemas.microsoft.com/office/word/2023/wordml/word16du" xmlns:w16sdtdh="http://schemas.microsoft.com/office/word/2020/wordml/sdtdatahash" xmlns:w16sdtfl="http://schemas.microsoft.com/office/word/2024/wordml/sdtformatlock" xmlns:w16se="http://schemas.microsoft.com/office/word/2015/wordml/symex" xmlns:wpg="http://schemas.microsoft.com/office/word/2010/wordprocessingGroup" xmlns:wpi="http://schemas.microsoft.com/office/word/2010/wordprocessingInk" xmlns:wne="http://schemas.microsoft.com/office/word/2006/wordml" xmlns:wps="http://schemas.microsoft.com/office/word/2010/wordprocessingShape" mc:Ignorable="w14 w15 w16se w16cid w16 w16cex w16sdtdh w16sdtfl w16du wp14">
+<w:document xmlns:wpc="http://schemas.microsoft.com/office/word/2010/wordprocessingCanvas" xmlns:cx="http://schemas.microsoft.com/office/drawing/2014/chartex" xmlns:cx1="http://schemas.microsoft.com/office/drawing/2015/9/8/chartex" xmlns:cx2="http://schemas.microsoft.com/office/drawing/2015/10/21/chartex" xmlns:cx3="http://schemas.microsoft.com/office/drawing/2016/5/9/chartex" xmlns:cx4="http://schemas.microsoft.com/office/drawing/2016/5/10/chartex" xmlns:cx5="http://schemas.microsoft.com/office/drawing/2016/5/11/chartex" xmlns:cx6="http://schemas.microsoft.com/office/drawing/2016/5/12/chartex" xmlns:cx7="http://schemas.microsoft.com/office/drawing/2016/5/13/chartex" xmlns:cx8="http://schemas.microsoft.com/office/drawing/2016/5/14/chartex" xmlns:mc="http://schemas.openxmlformats.org/markup-compatibility/2006" xmlns:aink="http://schemas.microsoft.com/office/drawing/2016/ink" xmlns:am3d="http://schemas.microsoft.com/office/drawing/2017/model3d" xmlns:o="urn:schemas-microsoft-com:office:office" xmlns:r="http://schemas.openxmlformats.org/officeDocument/2006/relationships" xmlns:m="http://schemas.openxmlformats.org/officeDocument/2006/math" xmlns:v="urn:schemas-microsoft-com:vml" xmlns:wp14="http://schemas.microsoft.com/office/word/2010/wordprocessingDrawing" xmlns:wp="http://schemas.openxmlformats.org/drawingml/2006/wordprocessingDrawing" xmlns:w10="urn:schemas-microsoft-com:office:word" xmlns:w="http://schemas.openxmlformats.org/wordprocessingml/2006/main" xmlns:w14="http://schemas.microsoft.com/office/word/2010/wordml" xmlns:w15="http://schemas.microsoft.com/office/word/2012/wordml" xmlns:w16cex="http://schemas.microsoft.com/office/word/2018/wordml/cex" xmlns:w16cid="http://schemas.microsoft.com/office/word/2016/wordml/cid" xmlns:w16="http://schemas.microsoft.com/office/word/2018/wordml" xmlns:w16sdtdh="http://schemas.microsoft.com/office/word/2020/wordml/sdtdatahash" xmlns:w16se="http://schemas.microsoft.com/office/word/2015/wordml/symex" xmlns:wpg="http://schemas.microsoft.com/office/word/2010/wordprocessingGroup" xmlns:wpi="http://schemas.microsoft.com/office/word/2010/wordprocessingInk" xmlns:wne="http://schemas.microsoft.com/office/word/2006/wordml" xmlns:wps="http://schemas.microsoft.com/office/word/2010/wordprocessingShape" mc:Ignorable="w14 w15 w16se w16cid w16 w16cex w16sdtdh wp14">
   <w:body>
     <w:p>
       <w:pPr>
@@ -46,17 +46,19 @@
           <w:sz w:val="32"/>
           <w:szCs w:val="32"/>
         </w:rPr>
-        <w:t>年全國大專校院智慧創新暨跨域整合</w:t>
-      </w:r>
-      <w:r>
-        <w:rPr>
-          <w:rFonts w:ascii="Times New Roman" w:eastAsia="標楷體" w:hAnsi="Times New Roman" w:cs="Times New Roman" w:hint="eastAsia"/>
+        <w:t>年全國大專校院智慧創新</w:t>
+      </w:r>
+      <w:proofErr w:type="gramStart"/>
+      <w:r>
+        <w:rPr>
+          <w:rFonts w:ascii="Times New Roman" w:eastAsia="標楷體" w:hAnsi="Times New Roman" w:cs="Times New Roman"/>
           <w:b/>
           <w:sz w:val="32"/>
           <w:szCs w:val="32"/>
         </w:rPr>
-        <w:t>創作</w:t>
-      </w:r>
+        <w:t>暨跨域</w:t>
+      </w:r>
+      <w:proofErr w:type="gramEnd"/>
       <w:r>
         <w:rPr>
           <w:rFonts w:ascii="Times New Roman" w:eastAsia="標楷體" w:hAnsi="Times New Roman" w:cs="Times New Roman"/>
@@ -64,19 +66,17 @@
           <w:sz w:val="32"/>
           <w:szCs w:val="32"/>
         </w:rPr>
-        <w:t>競賽</w:t>
-      </w:r>
-    </w:p>
-    <w:p>
-      <w:pPr>
-        <w:jc w:val="center"/>
-        <w:rPr>
-          <w:rFonts w:ascii="Times New Roman" w:eastAsia="標楷體" w:hAnsi="Times New Roman" w:cs="Times New Roman"/>
+        <w:t>整合</w:t>
+      </w:r>
+      <w:r>
+        <w:rPr>
+          <w:rFonts w:ascii="Times New Roman" w:eastAsia="標楷體" w:hAnsi="Times New Roman" w:cs="Times New Roman" w:hint="eastAsia"/>
           <w:b/>
           <w:sz w:val="32"/>
           <w:szCs w:val="32"/>
         </w:rPr>
-      </w:pPr>
+        <w:t>創作</w:t>
+      </w:r>
       <w:r>
         <w:rPr>
           <w:rFonts w:ascii="Times New Roman" w:eastAsia="標楷體" w:hAnsi="Times New Roman" w:cs="Times New Roman"/>
@@ -84,15 +84,28 @@
           <w:sz w:val="32"/>
           <w:szCs w:val="32"/>
         </w:rPr>
-        <w:t>系統需求書</w:t>
+        <w:t>競賽</w:t>
       </w:r>
     </w:p>
     <w:p>
       <w:pPr>
-        <w:rPr>
-          <w:rFonts w:ascii="Times New Roman" w:eastAsia="標楷體" w:hAnsi="Times New Roman" w:cs="Times New Roman"/>
-        </w:rPr>
-      </w:pPr>
+        <w:jc w:val="center"/>
+        <w:rPr>
+          <w:rFonts w:ascii="Times New Roman" w:eastAsia="標楷體" w:hAnsi="Times New Roman" w:cs="Times New Roman"/>
+          <w:b/>
+          <w:sz w:val="32"/>
+          <w:szCs w:val="32"/>
+        </w:rPr>
+      </w:pPr>
+      <w:r>
+        <w:rPr>
+          <w:rFonts w:ascii="Times New Roman" w:eastAsia="標楷體" w:hAnsi="Times New Roman" w:cs="Times New Roman"/>
+          <w:b/>
+          <w:sz w:val="32"/>
+          <w:szCs w:val="32"/>
+        </w:rPr>
+        <w:t>系統需求書</w:t>
+      </w:r>
     </w:p>
     <w:p>
       <w:pPr>
@@ -104,23 +117,81 @@
         <w:ind w:leftChars="0"/>
         <w:rPr>
           <w:rFonts w:ascii="Times New Roman" w:eastAsia="標楷體" w:hAnsi="Times New Roman" w:cs="Times New Roman"/>
-        </w:rPr>
-      </w:pPr>
-      <w:r>
-        <w:rPr>
-          <w:rFonts w:ascii="Times New Roman" w:eastAsia="標楷體" w:hAnsi="Times New Roman" w:cs="Times New Roman"/>
+          <w:b/>
+          <w:bCs/>
+          <w:sz w:val="32"/>
+          <w:szCs w:val="32"/>
+        </w:rPr>
+      </w:pPr>
+      <w:r>
+        <w:rPr>
+          <w:rFonts w:ascii="Times New Roman" w:eastAsia="標楷體" w:hAnsi="Times New Roman" w:cs="Times New Roman"/>
+          <w:b/>
+          <w:bCs/>
+          <w:sz w:val="32"/>
+          <w:szCs w:val="32"/>
         </w:rPr>
         <w:t>系統名稱</w:t>
       </w:r>
     </w:p>
     <w:p>
       <w:pPr>
-        <w:pStyle w:val="a3"/>
-        <w:ind w:leftChars="0" w:left="360"/>
-        <w:rPr>
-          <w:rFonts w:ascii="Times New Roman" w:eastAsia="標楷體" w:hAnsi="Times New Roman" w:cs="Times New Roman"/>
-        </w:rPr>
-      </w:pPr>
+        <w:rPr>
+          <w:rFonts w:ascii="Times New Roman" w:eastAsia="標楷體" w:hAnsi="Times New Roman" w:cs="Times New Roman"/>
+          <w:sz w:val="28"/>
+          <w:szCs w:val="28"/>
+        </w:rPr>
+      </w:pPr>
+      <w:proofErr w:type="gramStart"/>
+      <w:r>
+        <w:rPr>
+          <w:rFonts w:ascii="Times New Roman" w:eastAsia="標楷體" w:hAnsi="Times New Roman" w:cs="Times New Roman" w:hint="eastAsia"/>
+          <w:sz w:val="28"/>
+          <w:szCs w:val="28"/>
+        </w:rPr>
+        <w:t>谷得</w:t>
+      </w:r>
+      <w:proofErr w:type="gramEnd"/>
+      <w:r>
+        <w:rPr>
+          <w:rFonts w:ascii="Times New Roman" w:eastAsia="標楷體" w:hAnsi="Times New Roman" w:cs="Times New Roman" w:hint="eastAsia"/>
+          <w:sz w:val="28"/>
+          <w:szCs w:val="28"/>
+        </w:rPr>
+        <w:t>buy</w:t>
+      </w:r>
+      <w:r>
+        <w:rPr>
+          <w:rFonts w:ascii="Times New Roman" w:eastAsia="標楷體" w:hAnsi="Times New Roman" w:cs="Times New Roman"/>
+          <w:sz w:val="28"/>
+          <w:szCs w:val="28"/>
+        </w:rPr>
+        <w:t xml:space="preserve"> </w:t>
+      </w:r>
+      <w:r>
+        <w:rPr>
+          <w:rFonts w:ascii="Times New Roman" w:eastAsia="標楷體" w:hAnsi="Times New Roman" w:cs="Times New Roman" w:hint="eastAsia"/>
+          <w:sz w:val="28"/>
+          <w:szCs w:val="28"/>
+        </w:rPr>
+        <w:t>-</w:t>
+      </w:r>
+      <w:r>
+        <w:rPr>
+          <w:rFonts w:ascii="Times New Roman" w:eastAsia="標楷體" w:hAnsi="Times New Roman" w:cs="Times New Roman"/>
+          <w:sz w:val="28"/>
+          <w:szCs w:val="28"/>
+        </w:rPr>
+        <w:t xml:space="preserve"> </w:t>
+      </w:r>
+      <w:r>
+        <w:rPr>
+          <w:rFonts w:ascii="Times New Roman" w:eastAsia="標楷體" w:hAnsi="Times New Roman" w:cs="Times New Roman" w:hint="eastAsia"/>
+          <w:sz w:val="28"/>
+          <w:szCs w:val="28"/>
+        </w:rPr>
+        <w:t>周邊新文化購物平台</w:t>
+      </w:r>
     </w:p>
     <w:p>
       <w:pPr>
@@ -132,37 +203,1313 @@
         <w:ind w:leftChars="0"/>
         <w:rPr>
           <w:rFonts w:ascii="Times New Roman" w:eastAsia="標楷體" w:hAnsi="Times New Roman" w:cs="Times New Roman"/>
-        </w:rPr>
-      </w:pPr>
-      <w:r>
-        <w:rPr>
-          <w:rFonts w:ascii="Times New Roman" w:eastAsia="標楷體" w:hAnsi="Times New Roman" w:cs="Times New Roman"/>
+          <w:b/>
+          <w:bCs/>
+          <w:sz w:val="32"/>
+          <w:szCs w:val="32"/>
+        </w:rPr>
+      </w:pPr>
+      <w:r>
+        <w:rPr>
+          <w:rFonts w:ascii="Times New Roman" w:eastAsia="標楷體" w:hAnsi="Times New Roman" w:cs="Times New Roman"/>
+          <w:b/>
+          <w:bCs/>
+          <w:sz w:val="32"/>
+          <w:szCs w:val="32"/>
         </w:rPr>
         <w:t>系統目的與範圍</w:t>
       </w:r>
     </w:p>
     <w:p>
       <w:pPr>
-        <w:rPr>
-          <w:rFonts w:ascii="Times New Roman" w:eastAsia="標楷體" w:hAnsi="Times New Roman" w:cs="Times New Roman"/>
-        </w:rPr>
-      </w:pPr>
+        <w:spacing w:line="276" w:lineRule="auto"/>
+        <w:rPr>
+          <w:rFonts w:ascii="Times New Roman" w:eastAsia="標楷體" w:hAnsi="Times New Roman" w:cs="Times New Roman"/>
+          <w:sz w:val="28"/>
+          <w:szCs w:val="28"/>
+        </w:rPr>
+      </w:pPr>
+      <w:r>
+        <w:rPr>
+          <w:rFonts w:ascii="Times New Roman" w:eastAsia="標楷體" w:hAnsi="Times New Roman" w:cs="Times New Roman" w:hint="eastAsia"/>
+          <w:sz w:val="28"/>
+          <w:szCs w:val="28"/>
+        </w:rPr>
+        <w:t>我們的系統是一個針對</w:t>
+      </w:r>
+      <w:proofErr w:type="gramStart"/>
+      <w:r>
+        <w:rPr>
+          <w:rFonts w:ascii="Times New Roman" w:eastAsia="標楷體" w:hAnsi="Times New Roman" w:cs="Times New Roman" w:hint="eastAsia"/>
+          <w:sz w:val="28"/>
+          <w:szCs w:val="28"/>
+        </w:rPr>
+        <w:t>週</w:t>
+      </w:r>
+      <w:proofErr w:type="gramEnd"/>
+      <w:r>
+        <w:rPr>
+          <w:rFonts w:ascii="Times New Roman" w:eastAsia="標楷體" w:hAnsi="Times New Roman" w:cs="Times New Roman" w:hint="eastAsia"/>
+          <w:sz w:val="28"/>
+          <w:szCs w:val="28"/>
+        </w:rPr>
+        <w:t>邊文化圈現狀與問題出發的交易系統</w:t>
+      </w:r>
+      <w:r>
+        <w:rPr>
+          <w:rFonts w:ascii="Times New Roman" w:eastAsia="標楷體" w:hAnsi="Times New Roman" w:cs="Times New Roman" w:hint="eastAsia"/>
+          <w:sz w:val="28"/>
+          <w:szCs w:val="28"/>
+        </w:rPr>
+        <w:t>，</w:t>
+      </w:r>
+    </w:p>
+    <w:p>
+      <w:pPr>
+        <w:spacing w:line="276" w:lineRule="auto"/>
+        <w:rPr>
+          <w:rFonts w:ascii="Times New Roman" w:eastAsia="標楷體" w:hAnsi="Times New Roman" w:cs="Times New Roman"/>
+          <w:sz w:val="28"/>
+          <w:szCs w:val="28"/>
+        </w:rPr>
+      </w:pPr>
+      <w:r>
+        <w:rPr>
+          <w:rFonts w:ascii="Times New Roman" w:eastAsia="標楷體" w:hAnsi="Times New Roman" w:cs="Times New Roman" w:hint="eastAsia"/>
+          <w:sz w:val="28"/>
+          <w:szCs w:val="28"/>
+        </w:rPr>
+        <w:t>特別</w:t>
+      </w:r>
+      <w:r>
+        <w:rPr>
+          <w:rFonts w:ascii="Times New Roman" w:eastAsia="標楷體" w:hAnsi="Times New Roman" w:cs="Times New Roman" w:hint="eastAsia"/>
+          <w:sz w:val="28"/>
+          <w:szCs w:val="28"/>
+        </w:rPr>
+        <w:t>是</w:t>
+      </w:r>
+      <w:r>
+        <w:rPr>
+          <w:rFonts w:ascii="Times New Roman" w:eastAsia="標楷體" w:hAnsi="Times New Roman" w:cs="Times New Roman" w:hint="eastAsia"/>
+          <w:sz w:val="28"/>
+          <w:szCs w:val="28"/>
+        </w:rPr>
+        <w:t>針對「</w:t>
+      </w:r>
+      <w:proofErr w:type="gramStart"/>
+      <w:r>
+        <w:rPr>
+          <w:rFonts w:ascii="Times New Roman" w:eastAsia="標楷體" w:hAnsi="Times New Roman" w:cs="Times New Roman" w:hint="eastAsia"/>
+          <w:sz w:val="28"/>
+          <w:szCs w:val="28"/>
+        </w:rPr>
+        <w:t>盲抽</w:t>
+      </w:r>
+      <w:proofErr w:type="gramEnd"/>
+      <w:r>
+        <w:rPr>
+          <w:rFonts w:ascii="Times New Roman" w:eastAsia="標楷體" w:hAnsi="Times New Roman" w:cs="Times New Roman" w:hint="eastAsia"/>
+          <w:sz w:val="28"/>
+          <w:szCs w:val="28"/>
+        </w:rPr>
+        <w:t>」商品</w:t>
+      </w:r>
+      <w:proofErr w:type="gramStart"/>
+      <w:r>
+        <w:rPr>
+          <w:rFonts w:ascii="Times New Roman" w:eastAsia="標楷體" w:hAnsi="Times New Roman" w:cs="Times New Roman" w:hint="eastAsia"/>
+          <w:sz w:val="28"/>
+          <w:szCs w:val="28"/>
+        </w:rPr>
+        <w:t>的拆賣與</w:t>
+      </w:r>
+      <w:proofErr w:type="gramEnd"/>
+      <w:r>
+        <w:rPr>
+          <w:rFonts w:ascii="Times New Roman" w:eastAsia="標楷體" w:hAnsi="Times New Roman" w:cs="Times New Roman" w:hint="eastAsia"/>
+          <w:sz w:val="28"/>
+          <w:szCs w:val="28"/>
+        </w:rPr>
+        <w:t>銷售</w:t>
+      </w:r>
+      <w:r>
+        <w:rPr>
+          <w:rFonts w:ascii="Times New Roman" w:eastAsia="標楷體" w:hAnsi="Times New Roman" w:cs="Times New Roman" w:hint="eastAsia"/>
+          <w:sz w:val="28"/>
+          <w:szCs w:val="28"/>
+        </w:rPr>
+        <w:t>，同時</w:t>
+      </w:r>
+      <w:r>
+        <w:rPr>
+          <w:rFonts w:ascii="Times New Roman" w:eastAsia="標楷體" w:hAnsi="Times New Roman" w:cs="Times New Roman" w:hint="eastAsia"/>
+          <w:sz w:val="28"/>
+          <w:szCs w:val="28"/>
+        </w:rPr>
+        <w:t>也</w:t>
+      </w:r>
+      <w:r>
+        <w:rPr>
+          <w:rFonts w:ascii="Times New Roman" w:eastAsia="標楷體" w:hAnsi="Times New Roman" w:cs="Times New Roman" w:hint="eastAsia"/>
+          <w:sz w:val="28"/>
+          <w:szCs w:val="28"/>
+        </w:rPr>
+        <w:t>結合</w:t>
+      </w:r>
+      <w:r>
+        <w:rPr>
+          <w:rFonts w:ascii="Times New Roman" w:eastAsia="標楷體" w:hAnsi="Times New Roman" w:cs="Times New Roman" w:hint="eastAsia"/>
+          <w:sz w:val="28"/>
+          <w:szCs w:val="28"/>
+        </w:rPr>
+        <w:t>了</w:t>
+      </w:r>
+      <w:r>
+        <w:rPr>
+          <w:rFonts w:ascii="Times New Roman" w:eastAsia="標楷體" w:hAnsi="Times New Roman" w:cs="Times New Roman" w:hint="eastAsia"/>
+          <w:sz w:val="28"/>
+          <w:szCs w:val="28"/>
+        </w:rPr>
+        <w:t>AI</w:t>
+      </w:r>
+      <w:r>
+        <w:rPr>
+          <w:rFonts w:ascii="Times New Roman" w:eastAsia="標楷體" w:hAnsi="Times New Roman" w:cs="Times New Roman" w:hint="eastAsia"/>
+          <w:sz w:val="28"/>
+          <w:szCs w:val="28"/>
+        </w:rPr>
+        <w:t>的</w:t>
+      </w:r>
+      <w:r>
+        <w:rPr>
+          <w:rFonts w:ascii="Times New Roman" w:eastAsia="標楷體" w:hAnsi="Times New Roman" w:cs="Times New Roman" w:hint="eastAsia"/>
+          <w:sz w:val="28"/>
+          <w:szCs w:val="28"/>
+        </w:rPr>
+        <w:t>輔助的</w:t>
+      </w:r>
+      <w:r>
+        <w:rPr>
+          <w:rFonts w:ascii="Times New Roman" w:eastAsia="標楷體" w:hAnsi="Times New Roman" w:cs="Times New Roman" w:hint="eastAsia"/>
+          <w:sz w:val="28"/>
+          <w:szCs w:val="28"/>
+        </w:rPr>
+        <w:t>周邊商品交易平台</w:t>
+      </w:r>
+      <w:r>
+        <w:rPr>
+          <w:rFonts w:ascii="Times New Roman" w:eastAsia="標楷體" w:hAnsi="Times New Roman" w:cs="Times New Roman" w:hint="eastAsia"/>
+          <w:sz w:val="28"/>
+          <w:szCs w:val="28"/>
+        </w:rPr>
+        <w:t>。</w:t>
+      </w:r>
+      <w:r>
+        <w:rPr>
+          <w:rFonts w:ascii="Times New Roman" w:eastAsia="標楷體" w:hAnsi="Times New Roman" w:cs="Times New Roman"/>
+          <w:sz w:val="28"/>
+          <w:szCs w:val="28"/>
+        </w:rPr>
+        <w:br/>
+      </w:r>
+      <w:r>
+        <w:rPr>
+          <w:rFonts w:ascii="Times New Roman" w:eastAsia="標楷體" w:hAnsi="Times New Roman" w:cs="Times New Roman" w:hint="eastAsia"/>
+          <w:sz w:val="28"/>
+          <w:szCs w:val="28"/>
+        </w:rPr>
+        <w:t>我們</w:t>
+      </w:r>
+      <w:r>
+        <w:rPr>
+          <w:rFonts w:ascii="Times New Roman" w:eastAsia="標楷體" w:hAnsi="Times New Roman" w:cs="Times New Roman" w:hint="eastAsia"/>
+          <w:sz w:val="28"/>
+          <w:szCs w:val="28"/>
+        </w:rPr>
+        <w:t>認為目前交易平台擁有這些常見的問題：</w:t>
+      </w:r>
+    </w:p>
+    <w:p>
+      <w:pPr>
+        <w:rPr>
+          <w:rFonts w:ascii="Times New Roman" w:eastAsia="標楷體" w:hAnsi="Times New Roman" w:cs="Times New Roman"/>
+          <w:sz w:val="28"/>
+          <w:szCs w:val="28"/>
+        </w:rPr>
+      </w:pPr>
+      <w:r>
+        <w:rPr>
+          <w:rFonts w:ascii="Times New Roman" w:eastAsia="標楷體" w:hAnsi="Times New Roman" w:cs="Times New Roman" w:hint="eastAsia"/>
+          <w:sz w:val="28"/>
+          <w:szCs w:val="28"/>
+        </w:rPr>
+        <w:t>1.</w:t>
+      </w:r>
+      <w:r>
+        <w:rPr>
+          <w:rFonts w:ascii="Times New Roman" w:eastAsia="標楷體" w:hAnsi="Times New Roman" w:cs="Times New Roman" w:hint="eastAsia"/>
+          <w:sz w:val="28"/>
+          <w:szCs w:val="28"/>
+        </w:rPr>
+        <w:tab/>
+      </w:r>
+      <w:r>
+        <w:rPr>
+          <w:rFonts w:ascii="Times New Roman" w:eastAsia="標楷體" w:hAnsi="Times New Roman" w:cs="Times New Roman" w:hint="eastAsia"/>
+          <w:sz w:val="28"/>
+          <w:szCs w:val="28"/>
+        </w:rPr>
+        <w:t>留言易出錯：買家頻繁編輯或刪除留言，造成統計混亂。</w:t>
+      </w:r>
+    </w:p>
+    <w:p>
+      <w:pPr>
+        <w:rPr>
+          <w:rFonts w:ascii="Times New Roman" w:eastAsia="標楷體" w:hAnsi="Times New Roman" w:cs="Times New Roman"/>
+          <w:sz w:val="28"/>
+          <w:szCs w:val="28"/>
+        </w:rPr>
+      </w:pPr>
+      <w:r>
+        <w:rPr>
+          <w:rFonts w:ascii="Times New Roman" w:eastAsia="標楷體" w:hAnsi="Times New Roman" w:cs="Times New Roman" w:hint="eastAsia"/>
+          <w:sz w:val="28"/>
+          <w:szCs w:val="28"/>
+        </w:rPr>
+        <w:t>2.</w:t>
+      </w:r>
+      <w:r>
+        <w:rPr>
+          <w:rFonts w:ascii="Times New Roman" w:eastAsia="標楷體" w:hAnsi="Times New Roman" w:cs="Times New Roman" w:hint="eastAsia"/>
+          <w:sz w:val="28"/>
+          <w:szCs w:val="28"/>
+        </w:rPr>
+        <w:tab/>
+      </w:r>
+      <w:r>
+        <w:rPr>
+          <w:rFonts w:ascii="Times New Roman" w:eastAsia="標楷體" w:hAnsi="Times New Roman" w:cs="Times New Roman" w:hint="eastAsia"/>
+          <w:sz w:val="28"/>
+          <w:szCs w:val="28"/>
+        </w:rPr>
+        <w:t>人工統計負擔大：團主需花費大量時間進行人工統計，容易出現錯誤。</w:t>
+      </w:r>
+    </w:p>
+    <w:p>
+      <w:pPr>
+        <w:rPr>
+          <w:rFonts w:ascii="Times New Roman" w:eastAsia="標楷體" w:hAnsi="Times New Roman" w:cs="Times New Roman"/>
+          <w:sz w:val="28"/>
+          <w:szCs w:val="28"/>
+        </w:rPr>
+      </w:pPr>
+      <w:r>
+        <w:rPr>
+          <w:rFonts w:ascii="Times New Roman" w:eastAsia="標楷體" w:hAnsi="Times New Roman" w:cs="Times New Roman" w:hint="eastAsia"/>
+          <w:sz w:val="28"/>
+          <w:szCs w:val="28"/>
+        </w:rPr>
+        <w:t xml:space="preserve">3. </w:t>
+      </w:r>
+      <w:r>
+        <w:rPr>
+          <w:rFonts w:ascii="Times New Roman" w:eastAsia="標楷體" w:hAnsi="Times New Roman" w:cs="Times New Roman" w:hint="eastAsia"/>
+          <w:sz w:val="28"/>
+          <w:szCs w:val="28"/>
+        </w:rPr>
+        <w:t>商品數量龐大：當有上百</w:t>
+      </w:r>
+      <w:proofErr w:type="gramStart"/>
+      <w:r>
+        <w:rPr>
+          <w:rFonts w:ascii="Times New Roman" w:eastAsia="標楷體" w:hAnsi="Times New Roman" w:cs="Times New Roman" w:hint="eastAsia"/>
+          <w:sz w:val="28"/>
+          <w:szCs w:val="28"/>
+        </w:rPr>
+        <w:t>個</w:t>
+      </w:r>
+      <w:proofErr w:type="gramEnd"/>
+      <w:r>
+        <w:rPr>
+          <w:rFonts w:ascii="Times New Roman" w:eastAsia="標楷體" w:hAnsi="Times New Roman" w:cs="Times New Roman" w:hint="eastAsia"/>
+          <w:sz w:val="28"/>
+          <w:szCs w:val="28"/>
+        </w:rPr>
+        <w:t>商品同時上架時，使用編號導致買家填錯商品編號或賣家記錄錯誤。</w:t>
+      </w:r>
+    </w:p>
+    <w:p>
+      <w:pPr>
+        <w:rPr>
+          <w:rFonts w:ascii="Times New Roman" w:eastAsia="標楷體" w:hAnsi="Times New Roman" w:cs="Times New Roman"/>
+          <w:sz w:val="28"/>
+          <w:szCs w:val="28"/>
+        </w:rPr>
+      </w:pPr>
+      <w:r>
+        <w:rPr>
+          <w:rFonts w:ascii="Times New Roman" w:eastAsia="標楷體" w:hAnsi="Times New Roman" w:cs="Times New Roman" w:hint="eastAsia"/>
+          <w:sz w:val="28"/>
+          <w:szCs w:val="28"/>
+        </w:rPr>
+        <w:t xml:space="preserve">4. </w:t>
+      </w:r>
+      <w:r>
+        <w:rPr>
+          <w:rFonts w:ascii="Times New Roman" w:eastAsia="標楷體" w:hAnsi="Times New Roman" w:cs="Times New Roman" w:hint="eastAsia"/>
+          <w:sz w:val="28"/>
+          <w:szCs w:val="28"/>
+        </w:rPr>
+        <w:t>資訊流失：</w:t>
+      </w:r>
+      <w:proofErr w:type="gramStart"/>
+      <w:r>
+        <w:rPr>
+          <w:rFonts w:ascii="Times New Roman" w:eastAsia="標楷體" w:hAnsi="Times New Roman" w:cs="Times New Roman" w:hint="eastAsia"/>
+          <w:sz w:val="28"/>
+          <w:szCs w:val="28"/>
+        </w:rPr>
+        <w:t>社團貼文流量</w:t>
+      </w:r>
+      <w:proofErr w:type="gramEnd"/>
+      <w:r>
+        <w:rPr>
+          <w:rFonts w:ascii="Times New Roman" w:eastAsia="標楷體" w:hAnsi="Times New Roman" w:cs="Times New Roman" w:hint="eastAsia"/>
+          <w:sz w:val="28"/>
+          <w:szCs w:val="28"/>
+        </w:rPr>
+        <w:t>波動大，若忘記儲存相關資訊，買家可能無法找到</w:t>
+      </w:r>
+      <w:r>
+        <w:rPr>
+          <w:rFonts w:ascii="Times New Roman" w:eastAsia="標楷體" w:hAnsi="Times New Roman" w:cs="Times New Roman" w:hint="eastAsia"/>
+          <w:sz w:val="28"/>
+          <w:szCs w:val="28"/>
+        </w:rPr>
+        <w:t xml:space="preserve"> </w:t>
+      </w:r>
+      <w:r>
+        <w:rPr>
+          <w:rFonts w:ascii="Times New Roman" w:eastAsia="標楷體" w:hAnsi="Times New Roman" w:cs="Times New Roman" w:hint="eastAsia"/>
+          <w:sz w:val="28"/>
+          <w:szCs w:val="28"/>
+        </w:rPr>
+        <w:t>自己已購商品的記錄。</w:t>
+      </w:r>
+    </w:p>
+    <w:p>
+      <w:pPr>
+        <w:rPr>
+          <w:rFonts w:ascii="Times New Roman" w:eastAsia="標楷體" w:hAnsi="Times New Roman" w:cs="Times New Roman" w:hint="eastAsia"/>
+          <w:sz w:val="28"/>
+          <w:szCs w:val="28"/>
+        </w:rPr>
+      </w:pPr>
+      <w:r>
+        <w:rPr>
+          <w:rFonts w:ascii="Times New Roman" w:eastAsia="標楷體" w:hAnsi="Times New Roman" w:cs="Times New Roman" w:hint="eastAsia"/>
+          <w:sz w:val="28"/>
+          <w:szCs w:val="28"/>
+        </w:rPr>
+        <w:t xml:space="preserve">5. </w:t>
+      </w:r>
+      <w:r>
+        <w:rPr>
+          <w:rFonts w:ascii="Times New Roman" w:eastAsia="標楷體" w:hAnsi="Times New Roman" w:cs="Times New Roman" w:hint="eastAsia"/>
+          <w:sz w:val="28"/>
+          <w:szCs w:val="28"/>
+        </w:rPr>
+        <w:t>消費金額：對於自己消費總額無法方便得知，需自己慢慢紀錄。</w:t>
+      </w:r>
+    </w:p>
+    <w:p>
+      <w:pPr>
+        <w:rPr>
+          <w:rFonts w:ascii="Times New Roman" w:eastAsia="標楷體" w:hAnsi="Times New Roman" w:cs="Times New Roman"/>
+          <w:sz w:val="28"/>
+          <w:szCs w:val="28"/>
+        </w:rPr>
+      </w:pPr>
+      <w:r>
+        <w:rPr>
+          <w:rFonts w:ascii="Times New Roman" w:eastAsia="標楷體" w:hAnsi="Times New Roman" w:cs="Times New Roman" w:hint="eastAsia"/>
+          <w:sz w:val="28"/>
+          <w:szCs w:val="28"/>
+        </w:rPr>
+        <w:t>鑒於以上</w:t>
+      </w:r>
+      <w:r>
+        <w:rPr>
+          <w:rFonts w:ascii="Times New Roman" w:eastAsia="標楷體" w:hAnsi="Times New Roman" w:cs="Times New Roman" w:hint="eastAsia"/>
+          <w:sz w:val="28"/>
+          <w:szCs w:val="28"/>
+        </w:rPr>
+        <w:t>的</w:t>
+      </w:r>
+      <w:r>
+        <w:rPr>
+          <w:rFonts w:ascii="Times New Roman" w:eastAsia="標楷體" w:hAnsi="Times New Roman" w:cs="Times New Roman" w:hint="eastAsia"/>
+          <w:sz w:val="28"/>
+          <w:szCs w:val="28"/>
+        </w:rPr>
+        <w:t>問題，因為我們本身也是使用者，</w:t>
+      </w:r>
+      <w:r>
+        <w:rPr>
+          <w:rFonts w:ascii="Times New Roman" w:eastAsia="標楷體" w:hAnsi="Times New Roman" w:cs="Times New Roman" w:hint="eastAsia"/>
+          <w:sz w:val="28"/>
+          <w:szCs w:val="28"/>
+        </w:rPr>
+        <w:t>我們希望可以提供給使用者一個舒適又方便的平</w:t>
+      </w:r>
+      <w:r>
+        <w:rPr>
+          <w:rFonts w:ascii="Times New Roman" w:eastAsia="標楷體" w:hAnsi="Times New Roman" w:cs="Times New Roman" w:hint="eastAsia"/>
+          <w:sz w:val="28"/>
+          <w:szCs w:val="28"/>
+        </w:rPr>
+        <w:t>台</w:t>
+      </w:r>
+      <w:r>
+        <w:rPr>
+          <w:rFonts w:ascii="Times New Roman" w:eastAsia="標楷體" w:hAnsi="Times New Roman" w:cs="Times New Roman" w:hint="eastAsia"/>
+          <w:sz w:val="28"/>
+          <w:szCs w:val="28"/>
+        </w:rPr>
+        <w:t>。</w:t>
+      </w:r>
+    </w:p>
+    <w:p>
+      <w:pPr>
+        <w:rPr>
+          <w:rFonts w:ascii="Times New Roman" w:eastAsia="標楷體" w:hAnsi="Times New Roman" w:cs="Times New Roman"/>
+          <w:sz w:val="28"/>
+          <w:szCs w:val="28"/>
+        </w:rPr>
+      </w:pPr>
+      <w:r>
+        <w:rPr>
+          <w:rFonts w:ascii="Times New Roman" w:eastAsia="標楷體" w:hAnsi="Times New Roman" w:cs="Times New Roman" w:hint="eastAsia"/>
+          <w:sz w:val="28"/>
+          <w:szCs w:val="28"/>
+        </w:rPr>
+        <w:lastRenderedPageBreak/>
+        <w:t>於是我們</w:t>
+      </w:r>
+      <w:r>
+        <w:rPr>
+          <w:rFonts w:ascii="Times New Roman" w:eastAsia="標楷體" w:hAnsi="Times New Roman" w:cs="Times New Roman" w:hint="eastAsia"/>
+          <w:sz w:val="28"/>
+          <w:szCs w:val="28"/>
+        </w:rPr>
+        <w:t>設計</w:t>
+      </w:r>
+      <w:r>
+        <w:rPr>
+          <w:rFonts w:ascii="Times New Roman" w:eastAsia="標楷體" w:hAnsi="Times New Roman" w:cs="Times New Roman" w:hint="eastAsia"/>
+          <w:sz w:val="28"/>
+          <w:szCs w:val="28"/>
+        </w:rPr>
+        <w:t>了以下功能的系統，針對</w:t>
+      </w:r>
+      <w:proofErr w:type="gramStart"/>
+      <w:r>
+        <w:rPr>
+          <w:rFonts w:ascii="Times New Roman" w:eastAsia="標楷體" w:hAnsi="Times New Roman" w:cs="Times New Roman"/>
+          <w:sz w:val="28"/>
+          <w:szCs w:val="28"/>
+        </w:rPr>
+        <w:t>”</w:t>
+      </w:r>
+      <w:proofErr w:type="gramEnd"/>
+      <w:r>
+        <w:rPr>
+          <w:rFonts w:ascii="Times New Roman" w:eastAsia="標楷體" w:hAnsi="Times New Roman" w:cs="Times New Roman" w:hint="eastAsia"/>
+          <w:sz w:val="28"/>
+          <w:szCs w:val="28"/>
+        </w:rPr>
+        <w:t>商業</w:t>
+      </w:r>
+      <w:proofErr w:type="gramStart"/>
+      <w:r>
+        <w:rPr>
+          <w:rFonts w:ascii="Times New Roman" w:eastAsia="標楷體" w:hAnsi="Times New Roman" w:cs="Times New Roman"/>
+          <w:sz w:val="28"/>
+          <w:szCs w:val="28"/>
+        </w:rPr>
+        <w:t>”</w:t>
+      </w:r>
+      <w:proofErr w:type="gramEnd"/>
+      <w:r>
+        <w:rPr>
+          <w:rFonts w:ascii="Times New Roman" w:eastAsia="標楷體" w:hAnsi="Times New Roman" w:cs="Times New Roman" w:hint="eastAsia"/>
+          <w:sz w:val="28"/>
+          <w:szCs w:val="28"/>
+        </w:rPr>
+        <w:t>與科技的結合，能夠給使用者一個美好的體驗：</w:t>
+      </w:r>
+    </w:p>
+    <w:p>
+      <w:pPr>
+        <w:rPr>
+          <w:rFonts w:ascii="Times New Roman" w:eastAsia="標楷體" w:hAnsi="Times New Roman" w:cs="Times New Roman"/>
+          <w:sz w:val="28"/>
+          <w:szCs w:val="28"/>
+        </w:rPr>
+      </w:pPr>
+      <w:r>
+        <w:rPr>
+          <w:rFonts w:ascii="Times New Roman" w:eastAsia="標楷體" w:hAnsi="Times New Roman" w:cs="Times New Roman" w:hint="eastAsia"/>
+          <w:sz w:val="28"/>
+          <w:szCs w:val="28"/>
+        </w:rPr>
+        <w:t>1</w:t>
+      </w:r>
+      <w:r>
+        <w:rPr>
+          <w:rFonts w:ascii="Times New Roman" w:eastAsia="標楷體" w:hAnsi="Times New Roman" w:cs="Times New Roman"/>
+          <w:sz w:val="28"/>
+          <w:szCs w:val="28"/>
+        </w:rPr>
+        <w:t xml:space="preserve">. </w:t>
+      </w:r>
+      <w:r>
+        <w:rPr>
+          <w:rFonts w:ascii="Times New Roman" w:eastAsia="標楷體" w:hAnsi="Times New Roman" w:cs="Times New Roman" w:hint="eastAsia"/>
+          <w:sz w:val="28"/>
+          <w:szCs w:val="28"/>
+        </w:rPr>
+        <w:t>改善現有周邊商品交易痛點</w:t>
+      </w:r>
+      <w:r>
+        <w:rPr>
+          <w:rFonts w:ascii="Times New Roman" w:eastAsia="標楷體" w:hAnsi="Times New Roman" w:cs="Times New Roman" w:hint="eastAsia"/>
+          <w:sz w:val="28"/>
+          <w:szCs w:val="28"/>
+        </w:rPr>
+        <w:t>(</w:t>
+      </w:r>
+      <w:r>
+        <w:rPr>
+          <w:rFonts w:ascii="Times New Roman" w:eastAsia="標楷體" w:hAnsi="Times New Roman" w:cs="Times New Roman" w:hint="eastAsia"/>
+          <w:sz w:val="28"/>
+          <w:szCs w:val="28"/>
+        </w:rPr>
+        <w:t>圖形化介面</w:t>
+      </w:r>
+      <w:r>
+        <w:rPr>
+          <w:rFonts w:ascii="Times New Roman" w:eastAsia="標楷體" w:hAnsi="Times New Roman" w:cs="Times New Roman" w:hint="eastAsia"/>
+          <w:sz w:val="28"/>
+          <w:szCs w:val="28"/>
+        </w:rPr>
+        <w:t>)</w:t>
+      </w:r>
+      <w:r>
+        <w:rPr>
+          <w:rFonts w:ascii="Times New Roman" w:eastAsia="標楷體" w:hAnsi="Times New Roman" w:cs="Times New Roman" w:hint="eastAsia"/>
+          <w:sz w:val="28"/>
+          <w:szCs w:val="28"/>
+        </w:rPr>
+        <w:t>：</w:t>
+      </w:r>
+    </w:p>
+    <w:p>
+      <w:pPr>
+        <w:ind w:left="480"/>
+        <w:rPr>
+          <w:rFonts w:ascii="Times New Roman" w:eastAsia="標楷體" w:hAnsi="Times New Roman" w:cs="Times New Roman"/>
+          <w:szCs w:val="24"/>
+        </w:rPr>
+      </w:pPr>
+      <w:r>
+        <w:rPr>
+          <w:rFonts w:ascii="Times New Roman" w:eastAsia="標楷體" w:hAnsi="Times New Roman" w:cs="Times New Roman" w:hint="eastAsia"/>
+          <w:szCs w:val="24"/>
+        </w:rPr>
+        <w:t>圖形化介面</w:t>
+      </w:r>
+      <w:r>
+        <w:rPr>
+          <w:rFonts w:ascii="Times New Roman" w:eastAsia="標楷體" w:hAnsi="Times New Roman" w:cs="Times New Roman" w:hint="eastAsia"/>
+          <w:szCs w:val="24"/>
+        </w:rPr>
+        <w:t>解決</w:t>
+      </w:r>
+      <w:r>
+        <w:rPr>
+          <w:rFonts w:ascii="Times New Roman" w:eastAsia="標楷體" w:hAnsi="Times New Roman" w:cs="Times New Roman" w:hint="eastAsia"/>
+          <w:szCs w:val="24"/>
+        </w:rPr>
+        <w:t xml:space="preserve"> Facebook </w:t>
+      </w:r>
+      <w:r>
+        <w:rPr>
+          <w:rFonts w:ascii="Times New Roman" w:eastAsia="標楷體" w:hAnsi="Times New Roman" w:cs="Times New Roman" w:hint="eastAsia"/>
+          <w:szCs w:val="24"/>
+        </w:rPr>
+        <w:t>社團</w:t>
+      </w:r>
+      <w:proofErr w:type="gramStart"/>
+      <w:r>
+        <w:rPr>
+          <w:rFonts w:ascii="Times New Roman" w:eastAsia="標楷體" w:hAnsi="Times New Roman" w:cs="Times New Roman" w:hint="eastAsia"/>
+          <w:szCs w:val="24"/>
+        </w:rPr>
+        <w:t>團</w:t>
+      </w:r>
+      <w:proofErr w:type="gramEnd"/>
+      <w:r>
+        <w:rPr>
+          <w:rFonts w:ascii="Times New Roman" w:eastAsia="標楷體" w:hAnsi="Times New Roman" w:cs="Times New Roman" w:hint="eastAsia"/>
+          <w:szCs w:val="24"/>
+        </w:rPr>
+        <w:t>購的</w:t>
+      </w:r>
+      <w:r>
+        <w:rPr>
+          <w:rFonts w:ascii="Times New Roman" w:eastAsia="標楷體" w:hAnsi="Times New Roman" w:cs="Times New Roman" w:hint="eastAsia"/>
+          <w:szCs w:val="24"/>
+        </w:rPr>
+        <w:t>人工</w:t>
+      </w:r>
+      <w:r>
+        <w:rPr>
+          <w:rFonts w:ascii="Times New Roman" w:eastAsia="標楷體" w:hAnsi="Times New Roman" w:cs="Times New Roman" w:hint="eastAsia"/>
+          <w:szCs w:val="24"/>
+        </w:rPr>
+        <w:t>統計困難、資訊流失、留言錯誤、商品編號混亂等問題。</w:t>
+      </w:r>
     </w:p>
     <w:p>
       <w:pPr>
         <w:pStyle w:val="a3"/>
         <w:numPr>
           <w:ilvl w:val="0"/>
-          <w:numId w:val="1"/>
+          <w:numId w:val="7"/>
         </w:numPr>
         <w:ind w:leftChars="0"/>
         <w:rPr>
           <w:rFonts w:ascii="Times New Roman" w:eastAsia="標楷體" w:hAnsi="Times New Roman" w:cs="Times New Roman"/>
-        </w:rPr>
-      </w:pPr>
-      <w:r>
-        <w:rPr>
-          <w:rFonts w:ascii="Times New Roman" w:eastAsia="標楷體" w:hAnsi="Times New Roman" w:cs="Times New Roman"/>
+          <w:sz w:val="28"/>
+          <w:szCs w:val="28"/>
+        </w:rPr>
+      </w:pPr>
+      <w:r>
+        <w:rPr>
+          <w:rFonts w:ascii="Times New Roman" w:eastAsia="標楷體" w:hAnsi="Times New Roman" w:cs="Times New Roman" w:hint="eastAsia"/>
+          <w:sz w:val="28"/>
+          <w:szCs w:val="28"/>
+        </w:rPr>
+        <w:t>提供一個專為周邊商品設計的交易平台</w:t>
+      </w:r>
+      <w:r>
+        <w:rPr>
+          <w:rFonts w:ascii="Times New Roman" w:eastAsia="標楷體" w:hAnsi="Times New Roman" w:cs="Times New Roman" w:hint="eastAsia"/>
+          <w:sz w:val="28"/>
+          <w:szCs w:val="28"/>
+        </w:rPr>
+        <w:t>(</w:t>
+      </w:r>
+      <w:r>
+        <w:rPr>
+          <w:rFonts w:ascii="Times New Roman" w:eastAsia="標楷體" w:hAnsi="Times New Roman" w:cs="Times New Roman" w:hint="eastAsia"/>
+          <w:sz w:val="28"/>
+          <w:szCs w:val="28"/>
+        </w:rPr>
+        <w:t>多帶等規則</w:t>
+      </w:r>
+      <w:r>
+        <w:rPr>
+          <w:rFonts w:ascii="Times New Roman" w:eastAsia="標楷體" w:hAnsi="Times New Roman" w:cs="Times New Roman" w:hint="eastAsia"/>
+          <w:sz w:val="28"/>
+          <w:szCs w:val="28"/>
+        </w:rPr>
+        <w:t>)</w:t>
+      </w:r>
+      <w:r>
+        <w:rPr>
+          <w:rFonts w:ascii="Times New Roman" w:eastAsia="標楷體" w:hAnsi="Times New Roman" w:cs="Times New Roman" w:hint="eastAsia"/>
+          <w:sz w:val="28"/>
+          <w:szCs w:val="28"/>
+        </w:rPr>
+        <w:t>：</w:t>
+      </w:r>
+    </w:p>
+    <w:p>
+      <w:pPr>
+        <w:ind w:firstLine="360"/>
+        <w:rPr>
+          <w:rFonts w:ascii="Times New Roman" w:eastAsia="標楷體" w:hAnsi="Times New Roman" w:cs="Times New Roman"/>
+          <w:szCs w:val="24"/>
+        </w:rPr>
+      </w:pPr>
+      <w:r>
+        <w:rPr>
+          <w:rFonts w:ascii="Times New Roman" w:eastAsia="標楷體" w:hAnsi="Times New Roman" w:cs="Times New Roman" w:hint="eastAsia"/>
+          <w:szCs w:val="24"/>
+        </w:rPr>
+        <w:t>針對「</w:t>
+      </w:r>
+      <w:proofErr w:type="gramStart"/>
+      <w:r>
+        <w:rPr>
+          <w:rFonts w:ascii="Times New Roman" w:eastAsia="標楷體" w:hAnsi="Times New Roman" w:cs="Times New Roman" w:hint="eastAsia"/>
+          <w:szCs w:val="24"/>
+        </w:rPr>
+        <w:t>盲抽</w:t>
+      </w:r>
+      <w:proofErr w:type="gramEnd"/>
+      <w:r>
+        <w:rPr>
+          <w:rFonts w:ascii="Times New Roman" w:eastAsia="標楷體" w:hAnsi="Times New Roman" w:cs="Times New Roman" w:hint="eastAsia"/>
+          <w:szCs w:val="24"/>
+        </w:rPr>
+        <w:t>」商品</w:t>
+      </w:r>
+      <w:proofErr w:type="gramStart"/>
+      <w:r>
+        <w:rPr>
+          <w:rFonts w:ascii="Times New Roman" w:eastAsia="標楷體" w:hAnsi="Times New Roman" w:cs="Times New Roman" w:hint="eastAsia"/>
+          <w:szCs w:val="24"/>
+        </w:rPr>
+        <w:t>的拆賣與</w:t>
+      </w:r>
+      <w:proofErr w:type="gramEnd"/>
+      <w:r>
+        <w:rPr>
+          <w:rFonts w:ascii="Times New Roman" w:eastAsia="標楷體" w:hAnsi="Times New Roman" w:cs="Times New Roman" w:hint="eastAsia"/>
+          <w:szCs w:val="24"/>
+        </w:rPr>
+        <w:t>再銷售。</w:t>
+      </w:r>
+    </w:p>
+    <w:p>
+      <w:pPr>
+        <w:ind w:firstLine="360"/>
+        <w:rPr>
+          <w:rFonts w:ascii="Times New Roman" w:eastAsia="標楷體" w:hAnsi="Times New Roman" w:cs="Times New Roman"/>
+          <w:szCs w:val="24"/>
+        </w:rPr>
+      </w:pPr>
+      <w:r>
+        <w:rPr>
+          <w:rFonts w:ascii="Times New Roman" w:eastAsia="標楷體" w:hAnsi="Times New Roman" w:cs="Times New Roman" w:hint="eastAsia"/>
+          <w:szCs w:val="24"/>
+        </w:rPr>
+        <w:t>支援「多帶優先」策略</w:t>
+      </w:r>
+      <w:proofErr w:type="gramStart"/>
+      <w:r>
+        <w:rPr>
+          <w:rFonts w:ascii="Times New Roman" w:eastAsia="標楷體" w:hAnsi="Times New Roman" w:cs="Times New Roman" w:hint="eastAsia"/>
+          <w:szCs w:val="24"/>
+        </w:rPr>
+        <w:t>（</w:t>
+      </w:r>
+      <w:proofErr w:type="gramEnd"/>
+      <w:r>
+        <w:rPr>
+          <w:rFonts w:ascii="Times New Roman" w:eastAsia="標楷體" w:hAnsi="Times New Roman" w:cs="Times New Roman" w:hint="eastAsia"/>
+          <w:szCs w:val="24"/>
+        </w:rPr>
+        <w:t>如：數量多、金額高、</w:t>
+      </w:r>
+      <w:r>
+        <w:rPr>
+          <w:rFonts w:ascii="Times New Roman" w:eastAsia="標楷體" w:hAnsi="Times New Roman" w:cs="Times New Roman" w:hint="eastAsia"/>
+          <w:szCs w:val="24"/>
+        </w:rPr>
+        <w:t>先購買</w:t>
+      </w:r>
+      <w:r>
+        <w:rPr>
+          <w:rFonts w:ascii="Times New Roman" w:eastAsia="標楷體" w:hAnsi="Times New Roman" w:cs="Times New Roman" w:hint="eastAsia"/>
+          <w:szCs w:val="24"/>
+        </w:rPr>
+        <w:t>的</w:t>
+      </w:r>
+      <w:r>
+        <w:rPr>
+          <w:rFonts w:ascii="Times New Roman" w:eastAsia="標楷體" w:hAnsi="Times New Roman" w:cs="Times New Roman" w:hint="eastAsia"/>
+          <w:szCs w:val="24"/>
+        </w:rPr>
+        <w:t>買家</w:t>
+      </w:r>
+      <w:r>
+        <w:rPr>
+          <w:rFonts w:ascii="Times New Roman" w:eastAsia="標楷體" w:hAnsi="Times New Roman" w:cs="Times New Roman" w:hint="eastAsia"/>
+          <w:szCs w:val="24"/>
+        </w:rPr>
+        <w:t>可以</w:t>
+      </w:r>
+    </w:p>
+    <w:p>
+      <w:pPr>
+        <w:ind w:firstLine="360"/>
+        <w:rPr>
+          <w:rFonts w:ascii="Times New Roman" w:eastAsia="標楷體" w:hAnsi="Times New Roman" w:cs="Times New Roman"/>
+          <w:szCs w:val="24"/>
+        </w:rPr>
+      </w:pPr>
+      <w:r>
+        <w:rPr>
+          <w:rFonts w:ascii="Times New Roman" w:eastAsia="標楷體" w:hAnsi="Times New Roman" w:cs="Times New Roman" w:hint="eastAsia"/>
+          <w:szCs w:val="24"/>
+        </w:rPr>
+        <w:t>優先獲得</w:t>
+      </w:r>
+      <w:r>
+        <w:rPr>
+          <w:rFonts w:ascii="Times New Roman" w:eastAsia="標楷體" w:hAnsi="Times New Roman" w:cs="Times New Roman" w:hint="eastAsia"/>
+          <w:szCs w:val="24"/>
+        </w:rPr>
+        <w:t>該商品</w:t>
+      </w:r>
+      <w:proofErr w:type="gramStart"/>
+      <w:r>
+        <w:rPr>
+          <w:rFonts w:ascii="Times New Roman" w:eastAsia="標楷體" w:hAnsi="Times New Roman" w:cs="Times New Roman" w:hint="eastAsia"/>
+          <w:szCs w:val="24"/>
+        </w:rPr>
+        <w:t>）</w:t>
+      </w:r>
+      <w:proofErr w:type="gramEnd"/>
+      <w:r>
+        <w:rPr>
+          <w:rFonts w:ascii="Times New Roman" w:eastAsia="標楷體" w:hAnsi="Times New Roman" w:cs="Times New Roman" w:hint="eastAsia"/>
+          <w:szCs w:val="24"/>
+        </w:rPr>
+        <w:t>，提高銷售效率。</w:t>
+      </w:r>
+    </w:p>
+    <w:p>
+      <w:pPr>
+        <w:pStyle w:val="a3"/>
+        <w:numPr>
+          <w:ilvl w:val="0"/>
+          <w:numId w:val="7"/>
+        </w:numPr>
+        <w:ind w:leftChars="0"/>
+        <w:rPr>
+          <w:rFonts w:ascii="Times New Roman" w:eastAsia="標楷體" w:hAnsi="Times New Roman" w:cs="Times New Roman"/>
+          <w:sz w:val="28"/>
+          <w:szCs w:val="28"/>
+        </w:rPr>
+      </w:pPr>
+      <w:r>
+        <w:rPr>
+          <w:rFonts w:ascii="Times New Roman" w:eastAsia="標楷體" w:hAnsi="Times New Roman" w:cs="Times New Roman" w:hint="eastAsia"/>
+          <w:sz w:val="28"/>
+          <w:szCs w:val="28"/>
+        </w:rPr>
+        <w:t>提升交易體驗與效率</w:t>
+      </w:r>
+      <w:r>
+        <w:rPr>
+          <w:rFonts w:ascii="Times New Roman" w:eastAsia="標楷體" w:hAnsi="Times New Roman" w:cs="Times New Roman" w:hint="eastAsia"/>
+          <w:sz w:val="28"/>
+          <w:szCs w:val="28"/>
+        </w:rPr>
+        <w:t>(A</w:t>
+      </w:r>
+      <w:r>
+        <w:rPr>
+          <w:rFonts w:ascii="Times New Roman" w:eastAsia="標楷體" w:hAnsi="Times New Roman" w:cs="Times New Roman"/>
+          <w:sz w:val="28"/>
+          <w:szCs w:val="28"/>
+        </w:rPr>
+        <w:t>I</w:t>
+      </w:r>
+      <w:r>
+        <w:rPr>
+          <w:rFonts w:ascii="Times New Roman" w:eastAsia="標楷體" w:hAnsi="Times New Roman" w:cs="Times New Roman" w:hint="eastAsia"/>
+          <w:sz w:val="28"/>
+          <w:szCs w:val="28"/>
+        </w:rPr>
+        <w:t>，帳目管理</w:t>
+      </w:r>
+      <w:r>
+        <w:rPr>
+          <w:rFonts w:ascii="Times New Roman" w:eastAsia="標楷體" w:hAnsi="Times New Roman" w:cs="Times New Roman" w:hint="eastAsia"/>
+          <w:sz w:val="28"/>
+          <w:szCs w:val="28"/>
+        </w:rPr>
+        <w:t>)</w:t>
+      </w:r>
+      <w:r>
+        <w:rPr>
+          <w:rFonts w:ascii="Times New Roman" w:eastAsia="標楷體" w:hAnsi="Times New Roman" w:cs="Times New Roman" w:hint="eastAsia"/>
+          <w:sz w:val="28"/>
+          <w:szCs w:val="28"/>
+        </w:rPr>
+        <w:t>：</w:t>
+      </w:r>
+    </w:p>
+    <w:p>
+      <w:pPr>
+        <w:ind w:firstLine="360"/>
+        <w:rPr>
+          <w:rFonts w:ascii="Times New Roman" w:eastAsia="標楷體" w:hAnsi="Times New Roman" w:cs="Times New Roman"/>
+          <w:szCs w:val="24"/>
+        </w:rPr>
+      </w:pPr>
+      <w:r>
+        <w:rPr>
+          <w:rFonts w:ascii="Times New Roman" w:eastAsia="標楷體" w:hAnsi="Times New Roman" w:cs="Times New Roman" w:hint="eastAsia"/>
+          <w:szCs w:val="24"/>
+        </w:rPr>
+        <w:t>引入</w:t>
+      </w:r>
+      <w:r>
+        <w:rPr>
+          <w:rFonts w:ascii="Times New Roman" w:eastAsia="標楷體" w:hAnsi="Times New Roman" w:cs="Times New Roman" w:hint="eastAsia"/>
+          <w:szCs w:val="24"/>
+        </w:rPr>
+        <w:t xml:space="preserve"> AI </w:t>
+      </w:r>
+      <w:r>
+        <w:rPr>
+          <w:rFonts w:ascii="Times New Roman" w:eastAsia="標楷體" w:hAnsi="Times New Roman" w:cs="Times New Roman" w:hint="eastAsia"/>
+          <w:szCs w:val="24"/>
+        </w:rPr>
+        <w:t>技術，實現商品圖片自動裁切功能，減少賣家工作量。</w:t>
+      </w:r>
+    </w:p>
+    <w:p>
+      <w:pPr>
+        <w:ind w:firstLine="360"/>
+        <w:rPr>
+          <w:rFonts w:ascii="Times New Roman" w:eastAsia="標楷體" w:hAnsi="Times New Roman" w:cs="Times New Roman"/>
+          <w:szCs w:val="24"/>
+        </w:rPr>
+      </w:pPr>
+      <w:r>
+        <w:rPr>
+          <w:rFonts w:ascii="Times New Roman" w:eastAsia="標楷體" w:hAnsi="Times New Roman" w:cs="Times New Roman" w:hint="eastAsia"/>
+          <w:szCs w:val="24"/>
+        </w:rPr>
+        <w:t>整合帳目管理功能與訂單管理，幫助使用者掌握消費與收入狀況。</w:t>
+      </w:r>
+    </w:p>
+    <w:p>
+      <w:pPr>
+        <w:pStyle w:val="a3"/>
+        <w:numPr>
+          <w:ilvl w:val="0"/>
+          <w:numId w:val="7"/>
+        </w:numPr>
+        <w:ind w:leftChars="0"/>
+        <w:rPr>
+          <w:rFonts w:ascii="Times New Roman" w:eastAsia="標楷體" w:hAnsi="Times New Roman" w:cs="Times New Roman"/>
+          <w:sz w:val="28"/>
+          <w:szCs w:val="28"/>
+        </w:rPr>
+      </w:pPr>
+      <w:r>
+        <w:rPr>
+          <w:rFonts w:ascii="Times New Roman" w:eastAsia="標楷體" w:hAnsi="Times New Roman" w:cs="Times New Roman" w:hint="eastAsia"/>
+          <w:sz w:val="28"/>
+          <w:szCs w:val="28"/>
+        </w:rPr>
+        <w:t>促進買賣雙方媒合</w:t>
+      </w:r>
+      <w:r>
+        <w:rPr>
+          <w:rFonts w:ascii="Times New Roman" w:eastAsia="標楷體" w:hAnsi="Times New Roman" w:cs="Times New Roman" w:hint="eastAsia"/>
+          <w:sz w:val="28"/>
+          <w:szCs w:val="28"/>
+        </w:rPr>
+        <w:t>(</w:t>
+      </w:r>
+      <w:proofErr w:type="gramStart"/>
+      <w:r>
+        <w:rPr>
+          <w:rFonts w:ascii="Times New Roman" w:eastAsia="標楷體" w:hAnsi="Times New Roman" w:cs="Times New Roman" w:hint="eastAsia"/>
+          <w:sz w:val="28"/>
+          <w:szCs w:val="28"/>
+        </w:rPr>
+        <w:t>收物帖</w:t>
+      </w:r>
+      <w:proofErr w:type="gramEnd"/>
+      <w:r>
+        <w:rPr>
+          <w:rFonts w:ascii="Times New Roman" w:eastAsia="標楷體" w:hAnsi="Times New Roman" w:cs="Times New Roman" w:hint="eastAsia"/>
+          <w:sz w:val="28"/>
+          <w:szCs w:val="28"/>
+        </w:rPr>
+        <w:t>、</w:t>
+      </w:r>
+      <w:r>
+        <w:rPr>
+          <w:rFonts w:ascii="Times New Roman" w:eastAsia="標楷體" w:hAnsi="Times New Roman" w:cs="Times New Roman" w:hint="eastAsia"/>
+          <w:sz w:val="28"/>
+          <w:szCs w:val="28"/>
+        </w:rPr>
+        <w:t>售物帖</w:t>
+      </w:r>
+      <w:r>
+        <w:rPr>
+          <w:rFonts w:ascii="Times New Roman" w:eastAsia="標楷體" w:hAnsi="Times New Roman" w:cs="Times New Roman" w:hint="eastAsia"/>
+          <w:sz w:val="28"/>
+          <w:szCs w:val="28"/>
+        </w:rPr>
+        <w:t>)</w:t>
+      </w:r>
+      <w:r>
+        <w:rPr>
+          <w:rFonts w:ascii="Times New Roman" w:eastAsia="標楷體" w:hAnsi="Times New Roman" w:cs="Times New Roman" w:hint="eastAsia"/>
+          <w:sz w:val="28"/>
+          <w:szCs w:val="28"/>
+        </w:rPr>
+        <w:t>：</w:t>
+      </w:r>
+    </w:p>
+    <w:p>
+      <w:pPr>
+        <w:ind w:firstLine="360"/>
+        <w:rPr>
+          <w:rFonts w:ascii="Times New Roman" w:eastAsia="標楷體" w:hAnsi="Times New Roman" w:cs="Times New Roman"/>
+          <w:szCs w:val="24"/>
+        </w:rPr>
+      </w:pPr>
+      <w:r>
+        <w:rPr>
+          <w:rFonts w:ascii="Times New Roman" w:eastAsia="標楷體" w:hAnsi="Times New Roman" w:cs="Times New Roman" w:hint="eastAsia"/>
+          <w:szCs w:val="24"/>
+        </w:rPr>
+        <w:t>提供「</w:t>
+      </w:r>
+      <w:proofErr w:type="gramStart"/>
+      <w:r>
+        <w:rPr>
+          <w:rFonts w:ascii="Times New Roman" w:eastAsia="標楷體" w:hAnsi="Times New Roman" w:cs="Times New Roman" w:hint="eastAsia"/>
+          <w:szCs w:val="24"/>
+        </w:rPr>
+        <w:t>收物帖</w:t>
+      </w:r>
+      <w:proofErr w:type="gramEnd"/>
+      <w:r>
+        <w:rPr>
+          <w:rFonts w:ascii="Times New Roman" w:eastAsia="標楷體" w:hAnsi="Times New Roman" w:cs="Times New Roman" w:hint="eastAsia"/>
+          <w:szCs w:val="24"/>
+        </w:rPr>
+        <w:t>」功能，讓買家可以主動提出需求、尋找特定商品。</w:t>
+      </w:r>
+    </w:p>
+    <w:p>
+      <w:pPr>
+        <w:ind w:firstLine="360"/>
+        <w:rPr>
+          <w:rFonts w:ascii="Times New Roman" w:eastAsia="標楷體" w:hAnsi="Times New Roman" w:cs="Times New Roman"/>
+          <w:szCs w:val="24"/>
+        </w:rPr>
+      </w:pPr>
+      <w:r>
+        <w:rPr>
+          <w:rFonts w:ascii="Times New Roman" w:eastAsia="標楷體" w:hAnsi="Times New Roman" w:cs="Times New Roman" w:hint="eastAsia"/>
+          <w:szCs w:val="24"/>
+        </w:rPr>
+        <w:t>標籤推薦</w:t>
+      </w:r>
+      <w:r>
+        <w:rPr>
+          <w:rFonts w:ascii="Times New Roman" w:eastAsia="標楷體" w:hAnsi="Times New Roman" w:cs="Times New Roman" w:hint="eastAsia"/>
+          <w:szCs w:val="24"/>
+        </w:rPr>
+        <w:t>，根據使用者習慣，推薦出屬於該使用者的類型商品。</w:t>
+      </w:r>
+    </w:p>
+    <w:p>
+      <w:pPr>
+        <w:pStyle w:val="a3"/>
+        <w:numPr>
+          <w:ilvl w:val="0"/>
+          <w:numId w:val="7"/>
+        </w:numPr>
+        <w:ind w:leftChars="0"/>
+        <w:rPr>
+          <w:rFonts w:ascii="Times New Roman" w:eastAsia="標楷體" w:hAnsi="Times New Roman" w:cs="Times New Roman"/>
+          <w:sz w:val="28"/>
+          <w:szCs w:val="28"/>
+        </w:rPr>
+      </w:pPr>
+      <w:r>
+        <w:rPr>
+          <w:rFonts w:ascii="Times New Roman" w:eastAsia="標楷體" w:hAnsi="Times New Roman" w:cs="Times New Roman" w:hint="eastAsia"/>
+          <w:sz w:val="28"/>
+          <w:szCs w:val="28"/>
+        </w:rPr>
+        <w:t>了解賣家</w:t>
+      </w:r>
+      <w:r>
+        <w:rPr>
+          <w:rFonts w:ascii="Times New Roman" w:eastAsia="標楷體" w:hAnsi="Times New Roman" w:cs="Times New Roman" w:hint="eastAsia"/>
+          <w:sz w:val="28"/>
+          <w:szCs w:val="28"/>
+        </w:rPr>
+        <w:t>過去</w:t>
+      </w:r>
+      <w:r>
+        <w:rPr>
+          <w:rFonts w:ascii="Times New Roman" w:eastAsia="標楷體" w:hAnsi="Times New Roman" w:cs="Times New Roman" w:hint="eastAsia"/>
+          <w:sz w:val="28"/>
+          <w:szCs w:val="28"/>
+        </w:rPr>
+        <w:t>販賣行為</w:t>
+      </w:r>
+      <w:r>
+        <w:rPr>
+          <w:rFonts w:ascii="Times New Roman" w:eastAsia="標楷體" w:hAnsi="Times New Roman" w:cs="Times New Roman" w:hint="eastAsia"/>
+          <w:sz w:val="28"/>
+          <w:szCs w:val="28"/>
+        </w:rPr>
+        <w:t>(</w:t>
+      </w:r>
+      <w:r>
+        <w:rPr>
+          <w:rFonts w:ascii="Times New Roman" w:eastAsia="標楷體" w:hAnsi="Times New Roman" w:cs="Times New Roman" w:hint="eastAsia"/>
+          <w:sz w:val="28"/>
+          <w:szCs w:val="28"/>
+        </w:rPr>
+        <w:t>評價系統</w:t>
+      </w:r>
+      <w:r>
+        <w:rPr>
+          <w:rFonts w:ascii="Times New Roman" w:eastAsia="標楷體" w:hAnsi="Times New Roman" w:cs="Times New Roman" w:hint="eastAsia"/>
+          <w:sz w:val="28"/>
+          <w:szCs w:val="28"/>
+        </w:rPr>
+        <w:t>)</w:t>
+      </w:r>
+      <w:r>
+        <w:rPr>
+          <w:rFonts w:ascii="Times New Roman" w:eastAsia="標楷體" w:hAnsi="Times New Roman" w:cs="Times New Roman" w:hint="eastAsia"/>
+          <w:sz w:val="28"/>
+          <w:szCs w:val="28"/>
+        </w:rPr>
+        <w:t>：</w:t>
+      </w:r>
+    </w:p>
+    <w:p>
+      <w:pPr>
+        <w:pStyle w:val="a3"/>
+        <w:ind w:leftChars="0" w:left="360"/>
+        <w:rPr>
+          <w:rFonts w:ascii="Times New Roman" w:eastAsia="標楷體" w:hAnsi="Times New Roman" w:cs="Times New Roman"/>
+          <w:szCs w:val="24"/>
+        </w:rPr>
+      </w:pPr>
+      <w:r>
+        <w:rPr>
+          <w:rFonts w:ascii="Times New Roman" w:eastAsia="標楷體" w:hAnsi="Times New Roman" w:cs="Times New Roman" w:hint="eastAsia"/>
+          <w:szCs w:val="24"/>
+        </w:rPr>
+        <w:t>在</w:t>
+      </w:r>
+      <w:r>
+        <w:rPr>
+          <w:rFonts w:ascii="Times New Roman" w:eastAsia="標楷體" w:hAnsi="Times New Roman" w:cs="Times New Roman" w:hint="eastAsia"/>
+          <w:szCs w:val="24"/>
+        </w:rPr>
+        <w:t>Facebook</w:t>
+      </w:r>
+      <w:r>
+        <w:rPr>
+          <w:rFonts w:ascii="Times New Roman" w:eastAsia="標楷體" w:hAnsi="Times New Roman" w:cs="Times New Roman" w:hint="eastAsia"/>
+          <w:szCs w:val="24"/>
+        </w:rPr>
+        <w:t>社團交易中，常常因為無法得知</w:t>
+      </w:r>
+      <w:proofErr w:type="gramStart"/>
+      <w:r>
+        <w:rPr>
+          <w:rFonts w:ascii="Times New Roman" w:eastAsia="標楷體" w:hAnsi="Times New Roman" w:cs="Times New Roman" w:hint="eastAsia"/>
+          <w:szCs w:val="24"/>
+        </w:rPr>
+        <w:t>一</w:t>
+      </w:r>
+      <w:proofErr w:type="gramEnd"/>
+      <w:r>
+        <w:rPr>
+          <w:rFonts w:ascii="Times New Roman" w:eastAsia="標楷體" w:hAnsi="Times New Roman" w:cs="Times New Roman" w:hint="eastAsia"/>
+          <w:szCs w:val="24"/>
+        </w:rPr>
+        <w:t>個人的交易信用度而導致了非常多詐騙，因此我們的系統增加了</w:t>
+      </w:r>
+      <w:r>
+        <w:rPr>
+          <w:rFonts w:ascii="Times New Roman" w:eastAsia="標楷體" w:hAnsi="Times New Roman" w:cs="Times New Roman" w:hint="eastAsia"/>
+          <w:szCs w:val="24"/>
+        </w:rPr>
+        <w:t>評價系統</w:t>
+      </w:r>
+      <w:r>
+        <w:rPr>
+          <w:rFonts w:ascii="Times New Roman" w:eastAsia="標楷體" w:hAnsi="Times New Roman" w:cs="Times New Roman" w:hint="eastAsia"/>
+          <w:szCs w:val="24"/>
+        </w:rPr>
+        <w:t>用於讓使用者了解該賣家的過去銷售狀況。</w:t>
+      </w:r>
+    </w:p>
+    <w:p>
+      <w:pPr>
+        <w:widowControl/>
+        <w:rPr>
+          <w:rFonts w:ascii="Times New Roman" w:eastAsia="標楷體" w:hAnsi="Times New Roman" w:cs="Times New Roman"/>
+          <w:b/>
+          <w:bCs/>
+          <w:sz w:val="32"/>
+          <w:szCs w:val="32"/>
+        </w:rPr>
+      </w:pPr>
+      <w:r>
+        <w:rPr>
+          <w:rFonts w:ascii="Times New Roman" w:eastAsia="標楷體" w:hAnsi="Times New Roman" w:cs="Times New Roman"/>
+          <w:b/>
+          <w:bCs/>
+          <w:sz w:val="32"/>
+          <w:szCs w:val="32"/>
+        </w:rPr>
+        <w:br w:type="page"/>
+      </w:r>
+    </w:p>
+    <w:p>
+      <w:pPr>
+        <w:widowControl/>
+        <w:rPr>
+          <w:rFonts w:ascii="Times New Roman" w:eastAsia="標楷體" w:hAnsi="Times New Roman" w:cs="Times New Roman"/>
+          <w:b/>
+          <w:bCs/>
+          <w:sz w:val="32"/>
+          <w:szCs w:val="32"/>
+        </w:rPr>
+      </w:pPr>
+    </w:p>
+    <w:p>
+      <w:pPr>
+        <w:pStyle w:val="a3"/>
+        <w:numPr>
+          <w:ilvl w:val="0"/>
+          <w:numId w:val="7"/>
+        </w:numPr>
+        <w:ind w:leftChars="0"/>
+        <w:rPr>
+          <w:rFonts w:ascii="Times New Roman" w:eastAsia="標楷體" w:hAnsi="Times New Roman" w:cs="Times New Roman"/>
+          <w:b/>
+          <w:bCs/>
+          <w:sz w:val="32"/>
+          <w:szCs w:val="32"/>
+        </w:rPr>
+      </w:pPr>
+      <w:r>
+        <w:rPr>
+          <w:rFonts w:ascii="Times New Roman" w:eastAsia="標楷體" w:hAnsi="Times New Roman" w:cs="Times New Roman"/>
+          <w:b/>
+          <w:bCs/>
+          <w:sz w:val="32"/>
+          <w:szCs w:val="32"/>
         </w:rPr>
         <w:t>系統非功能需求</w:t>
       </w:r>
@@ -474,16 +1821,24 @@
         <w:pStyle w:val="a3"/>
         <w:numPr>
           <w:ilvl w:val="0"/>
-          <w:numId w:val="1"/>
+          <w:numId w:val="7"/>
         </w:numPr>
         <w:ind w:leftChars="0"/>
         <w:rPr>
           <w:rFonts w:ascii="Times New Roman" w:eastAsia="標楷體" w:hAnsi="Times New Roman" w:cs="Times New Roman"/>
-        </w:rPr>
-      </w:pPr>
-      <w:r>
-        <w:rPr>
-          <w:rFonts w:ascii="Times New Roman" w:eastAsia="標楷體" w:hAnsi="Times New Roman" w:cs="Times New Roman"/>
+          <w:b/>
+          <w:bCs/>
+          <w:sz w:val="32"/>
+          <w:szCs w:val="32"/>
+        </w:rPr>
+      </w:pPr>
+      <w:r>
+        <w:rPr>
+          <w:rFonts w:ascii="Times New Roman" w:eastAsia="標楷體" w:hAnsi="Times New Roman" w:cs="Times New Roman"/>
+          <w:b/>
+          <w:bCs/>
+          <w:sz w:val="32"/>
+          <w:szCs w:val="32"/>
         </w:rPr>
         <w:t>系統功能需求</w:t>
       </w:r>
@@ -1435,6 +2790,7 @@
               <w:rPr>
                 <w:rFonts w:ascii="Times New Roman" w:eastAsia="標楷體" w:hAnsi="Times New Roman" w:cs="Times New Roman"/>
               </w:rPr>
+              <w:lastRenderedPageBreak/>
               <w:t>使用案例編號：</w:t>
             </w:r>
             <w:r>
@@ -1683,39 +3039,10 @@
     </w:tbl>
     <w:p>
       <w:pPr>
-        <w:pStyle w:val="a3"/>
-        <w:ind w:leftChars="0" w:left="360"/>
-        <w:rPr>
-          <w:rFonts w:ascii="Times New Roman" w:eastAsia="標楷體" w:hAnsi="Times New Roman" w:cs="Times New Roman"/>
-        </w:rPr>
-      </w:pPr>
-    </w:p>
-    <w:p>
-      <w:pPr>
-        <w:pStyle w:val="a3"/>
-        <w:ind w:leftChars="0" w:left="360"/>
-        <w:rPr>
-          <w:rFonts w:ascii="Times New Roman" w:eastAsia="標楷體" w:hAnsi="Times New Roman" w:cs="Times New Roman"/>
-        </w:rPr>
-      </w:pPr>
-      <w:r>
-        <w:rPr>
-          <w:rFonts w:ascii="Times New Roman" w:eastAsia="標楷體" w:hAnsi="Times New Roman" w:cs="Times New Roman"/>
-        </w:rPr>
-        <w:t>(</w:t>
-      </w:r>
-      <w:r>
-        <w:rPr>
-          <w:rFonts w:ascii="Times New Roman" w:eastAsia="標楷體" w:hAnsi="Times New Roman" w:cs="Times New Roman"/>
-        </w:rPr>
-        <w:t>以下其他操作方式</w:t>
-      </w:r>
-      <w:r>
-        <w:rPr>
-          <w:rFonts w:ascii="Times New Roman" w:eastAsia="標楷體" w:hAnsi="Times New Roman" w:cs="Times New Roman"/>
-        </w:rPr>
-        <w:t>…)</w:t>
-      </w:r>
+        <w:rPr>
+          <w:rFonts w:ascii="Times New Roman" w:eastAsia="標楷體" w:hAnsi="Times New Roman" w:cs="Times New Roman"/>
+        </w:rPr>
+      </w:pPr>
     </w:p>
     <w:sectPr>
       <w:pgSz w:w="11906" w:h="16838"/>
@@ -1728,7 +3055,7 @@
 </file>
 
 <file path=word/endnotes.xml><?xml version="1.0" encoding="utf-8"?>
-<w:endnotes xmlns:wpc="http://schemas.microsoft.com/office/word/2010/wordprocessingCanvas" xmlns:cx="http://schemas.microsoft.com/office/drawing/2014/chartex" xmlns:cx1="http://schemas.microsoft.com/office/drawing/2015/9/8/chartex" xmlns:cx2="http://schemas.microsoft.com/office/drawing/2015/10/21/chartex" xmlns:cx3="http://schemas.microsoft.com/office/drawing/2016/5/9/chartex" xmlns:cx4="http://schemas.microsoft.com/office/drawing/2016/5/10/chartex" xmlns:cx5="http://schemas.microsoft.com/office/drawing/2016/5/11/chartex" xmlns:cx6="http://schemas.microsoft.com/office/drawing/2016/5/12/chartex" xmlns:cx7="http://schemas.microsoft.com/office/drawing/2016/5/13/chartex" xmlns:cx8="http://schemas.microsoft.com/office/drawing/2016/5/14/chartex" xmlns:mc="http://schemas.openxmlformats.org/markup-compatibility/2006" xmlns:aink="http://schemas.microsoft.com/office/drawing/2016/ink" xmlns:am3d="http://schemas.microsoft.com/office/drawing/2017/model3d" xmlns:o="urn:schemas-microsoft-com:office:office" xmlns:oel="http://schemas.microsoft.com/office/2019/extlst" xmlns:r="http://schemas.openxmlformats.org/officeDocument/2006/relationships" xmlns:m="http://schemas.openxmlformats.org/officeDocument/2006/math" xmlns:v="urn:schemas-microsoft-com:vml" xmlns:wp14="http://schemas.microsoft.com/office/word/2010/wordprocessingDrawing" xmlns:wp="http://schemas.openxmlformats.org/drawingml/2006/wordprocessingDrawing" xmlns:w10="urn:schemas-microsoft-com:office:word" xmlns:w="http://schemas.openxmlformats.org/wordprocessingml/2006/main" xmlns:w14="http://schemas.microsoft.com/office/word/2010/wordml" xmlns:w15="http://schemas.microsoft.com/office/word/2012/wordml" xmlns:w16cex="http://schemas.microsoft.com/office/word/2018/wordml/cex" xmlns:w16cid="http://schemas.microsoft.com/office/word/2016/wordml/cid" xmlns:w16="http://schemas.microsoft.com/office/word/2018/wordml" xmlns:w16du="http://schemas.microsoft.com/office/word/2023/wordml/word16du" xmlns:w16sdtdh="http://schemas.microsoft.com/office/word/2020/wordml/sdtdatahash" xmlns:w16sdtfl="http://schemas.microsoft.com/office/word/2024/wordml/sdtformatlock" xmlns:w16se="http://schemas.microsoft.com/office/word/2015/wordml/symex" xmlns:wpg="http://schemas.microsoft.com/office/word/2010/wordprocessingGroup" xmlns:wpi="http://schemas.microsoft.com/office/word/2010/wordprocessingInk" xmlns:wne="http://schemas.microsoft.com/office/word/2006/wordml" xmlns:wps="http://schemas.microsoft.com/office/word/2010/wordprocessingShape" mc:Ignorable="w14 w15 w16se w16cid w16 w16cex w16sdtdh w16sdtfl w16du wp14">
+<w:endnotes xmlns:wpc="http://schemas.microsoft.com/office/word/2010/wordprocessingCanvas" xmlns:cx="http://schemas.microsoft.com/office/drawing/2014/chartex" xmlns:cx1="http://schemas.microsoft.com/office/drawing/2015/9/8/chartex" xmlns:cx2="http://schemas.microsoft.com/office/drawing/2015/10/21/chartex" xmlns:cx3="http://schemas.microsoft.com/office/drawing/2016/5/9/chartex" xmlns:cx4="http://schemas.microsoft.com/office/drawing/2016/5/10/chartex" xmlns:cx5="http://schemas.microsoft.com/office/drawing/2016/5/11/chartex" xmlns:cx6="http://schemas.microsoft.com/office/drawing/2016/5/12/chartex" xmlns:cx7="http://schemas.microsoft.com/office/drawing/2016/5/13/chartex" xmlns:cx8="http://schemas.microsoft.com/office/drawing/2016/5/14/chartex" xmlns:mc="http://schemas.openxmlformats.org/markup-compatibility/2006" xmlns:aink="http://schemas.microsoft.com/office/drawing/2016/ink" xmlns:am3d="http://schemas.microsoft.com/office/drawing/2017/model3d" xmlns:o="urn:schemas-microsoft-com:office:office" xmlns:r="http://schemas.openxmlformats.org/officeDocument/2006/relationships" xmlns:m="http://schemas.openxmlformats.org/officeDocument/2006/math" xmlns:v="urn:schemas-microsoft-com:vml" xmlns:wp14="http://schemas.microsoft.com/office/word/2010/wordprocessingDrawing" xmlns:wp="http://schemas.openxmlformats.org/drawingml/2006/wordprocessingDrawing" xmlns:w10="urn:schemas-microsoft-com:office:word" xmlns:w="http://schemas.openxmlformats.org/wordprocessingml/2006/main" xmlns:w14="http://schemas.microsoft.com/office/word/2010/wordml" xmlns:w15="http://schemas.microsoft.com/office/word/2012/wordml" xmlns:w16cex="http://schemas.microsoft.com/office/word/2018/wordml/cex" xmlns:w16cid="http://schemas.microsoft.com/office/word/2016/wordml/cid" xmlns:w16="http://schemas.microsoft.com/office/word/2018/wordml" xmlns:w16sdtdh="http://schemas.microsoft.com/office/word/2020/wordml/sdtdatahash" xmlns:w16se="http://schemas.microsoft.com/office/word/2015/wordml/symex" xmlns:wpg="http://schemas.microsoft.com/office/word/2010/wordprocessingGroup" xmlns:wpi="http://schemas.microsoft.com/office/word/2010/wordprocessingInk" xmlns:wne="http://schemas.microsoft.com/office/word/2006/wordml" xmlns:wps="http://schemas.microsoft.com/office/word/2010/wordprocessingShape" mc:Ignorable="w14 w15 w16se w16cid w16 w16cex w16sdtdh wp14">
   <w:endnote w:type="separator" w:id="-1">
     <w:p>
       <w:r>
@@ -1747,7 +3074,7 @@
 </file>
 
 <file path=word/footnotes.xml><?xml version="1.0" encoding="utf-8"?>
-<w:footnotes xmlns:wpc="http://schemas.microsoft.com/office/word/2010/wordprocessingCanvas" xmlns:cx="http://schemas.microsoft.com/office/drawing/2014/chartex" xmlns:cx1="http://schemas.microsoft.com/office/drawing/2015/9/8/chartex" xmlns:cx2="http://schemas.microsoft.com/office/drawing/2015/10/21/chartex" xmlns:cx3="http://schemas.microsoft.com/office/drawing/2016/5/9/chartex" xmlns:cx4="http://schemas.microsoft.com/office/drawing/2016/5/10/chartex" xmlns:cx5="http://schemas.microsoft.com/office/drawing/2016/5/11/chartex" xmlns:cx6="http://schemas.microsoft.com/office/drawing/2016/5/12/chartex" xmlns:cx7="http://schemas.microsoft.com/office/drawing/2016/5/13/chartex" xmlns:cx8="http://schemas.microsoft.com/office/drawing/2016/5/14/chartex" xmlns:mc="http://schemas.openxmlformats.org/markup-compatibility/2006" xmlns:aink="http://schemas.microsoft.com/office/drawing/2016/ink" xmlns:am3d="http://schemas.microsoft.com/office/drawing/2017/model3d" xmlns:o="urn:schemas-microsoft-com:office:office" xmlns:oel="http://schemas.microsoft.com/office/2019/extlst" xmlns:r="http://schemas.openxmlformats.org/officeDocument/2006/relationships" xmlns:m="http://schemas.openxmlformats.org/officeDocument/2006/math" xmlns:v="urn:schemas-microsoft-com:vml" xmlns:wp14="http://schemas.microsoft.com/office/word/2010/wordprocessingDrawing" xmlns:wp="http://schemas.openxmlformats.org/drawingml/2006/wordprocessingDrawing" xmlns:w10="urn:schemas-microsoft-com:office:word" xmlns:w="http://schemas.openxmlformats.org/wordprocessingml/2006/main" xmlns:w14="http://schemas.microsoft.com/office/word/2010/wordml" xmlns:w15="http://schemas.microsoft.com/office/word/2012/wordml" xmlns:w16cex="http://schemas.microsoft.com/office/word/2018/wordml/cex" xmlns:w16cid="http://schemas.microsoft.com/office/word/2016/wordml/cid" xmlns:w16="http://schemas.microsoft.com/office/word/2018/wordml" xmlns:w16du="http://schemas.microsoft.com/office/word/2023/wordml/word16du" xmlns:w16sdtdh="http://schemas.microsoft.com/office/word/2020/wordml/sdtdatahash" xmlns:w16sdtfl="http://schemas.microsoft.com/office/word/2024/wordml/sdtformatlock" xmlns:w16se="http://schemas.microsoft.com/office/word/2015/wordml/symex" xmlns:wpg="http://schemas.microsoft.com/office/word/2010/wordprocessingGroup" xmlns:wpi="http://schemas.microsoft.com/office/word/2010/wordprocessingInk" xmlns:wne="http://schemas.microsoft.com/office/word/2006/wordml" xmlns:wps="http://schemas.microsoft.com/office/word/2010/wordprocessingShape" mc:Ignorable="w14 w15 w16se w16cid w16 w16cex w16sdtdh w16sdtfl w16du wp14">
+<w:footnotes xmlns:wpc="http://schemas.microsoft.com/office/word/2010/wordprocessingCanvas" xmlns:cx="http://schemas.microsoft.com/office/drawing/2014/chartex" xmlns:cx1="http://schemas.microsoft.com/office/drawing/2015/9/8/chartex" xmlns:cx2="http://schemas.microsoft.com/office/drawing/2015/10/21/chartex" xmlns:cx3="http://schemas.microsoft.com/office/drawing/2016/5/9/chartex" xmlns:cx4="http://schemas.microsoft.com/office/drawing/2016/5/10/chartex" xmlns:cx5="http://schemas.microsoft.com/office/drawing/2016/5/11/chartex" xmlns:cx6="http://schemas.microsoft.com/office/drawing/2016/5/12/chartex" xmlns:cx7="http://schemas.microsoft.com/office/drawing/2016/5/13/chartex" xmlns:cx8="http://schemas.microsoft.com/office/drawing/2016/5/14/chartex" xmlns:mc="http://schemas.openxmlformats.org/markup-compatibility/2006" xmlns:aink="http://schemas.microsoft.com/office/drawing/2016/ink" xmlns:am3d="http://schemas.microsoft.com/office/drawing/2017/model3d" xmlns:o="urn:schemas-microsoft-com:office:office" xmlns:r="http://schemas.openxmlformats.org/officeDocument/2006/relationships" xmlns:m="http://schemas.openxmlformats.org/officeDocument/2006/math" xmlns:v="urn:schemas-microsoft-com:vml" xmlns:wp14="http://schemas.microsoft.com/office/word/2010/wordprocessingDrawing" xmlns:wp="http://schemas.openxmlformats.org/drawingml/2006/wordprocessingDrawing" xmlns:w10="urn:schemas-microsoft-com:office:word" xmlns:w="http://schemas.openxmlformats.org/wordprocessingml/2006/main" xmlns:w14="http://schemas.microsoft.com/office/word/2010/wordml" xmlns:w15="http://schemas.microsoft.com/office/word/2012/wordml" xmlns:w16cex="http://schemas.microsoft.com/office/word/2018/wordml/cex" xmlns:w16cid="http://schemas.microsoft.com/office/word/2016/wordml/cid" xmlns:w16="http://schemas.microsoft.com/office/word/2018/wordml" xmlns:w16sdtdh="http://schemas.microsoft.com/office/word/2020/wordml/sdtdatahash" xmlns:w16se="http://schemas.microsoft.com/office/word/2015/wordml/symex" xmlns:wpg="http://schemas.microsoft.com/office/word/2010/wordprocessingGroup" xmlns:wpi="http://schemas.microsoft.com/office/word/2010/wordprocessingInk" xmlns:wne="http://schemas.microsoft.com/office/word/2006/wordml" xmlns:wps="http://schemas.microsoft.com/office/word/2010/wordprocessingShape" mc:Ignorable="w14 w15 w16se w16cid w16 w16cex w16sdtdh wp14">
   <w:footnote w:type="separator" w:id="-1">
     <w:p>
       <w:r>
@@ -1766,8 +3093,97 @@
 </file>
 
 <file path=word/numbering.xml><?xml version="1.0" encoding="utf-8"?>
-<w:numbering xmlns:wpc="http://schemas.microsoft.com/office/word/2010/wordprocessingCanvas" xmlns:cx="http://schemas.microsoft.com/office/drawing/2014/chartex" xmlns:cx1="http://schemas.microsoft.com/office/drawing/2015/9/8/chartex" xmlns:cx2="http://schemas.microsoft.com/office/drawing/2015/10/21/chartex" xmlns:cx3="http://schemas.microsoft.com/office/drawing/2016/5/9/chartex" xmlns:cx4="http://schemas.microsoft.com/office/drawing/2016/5/10/chartex" xmlns:cx5="http://schemas.microsoft.com/office/drawing/2016/5/11/chartex" xmlns:cx6="http://schemas.microsoft.com/office/drawing/2016/5/12/chartex" xmlns:cx7="http://schemas.microsoft.com/office/drawing/2016/5/13/chartex" xmlns:cx8="http://schemas.microsoft.com/office/drawing/2016/5/14/chartex" xmlns:mc="http://schemas.openxmlformats.org/markup-compatibility/2006" xmlns:aink="http://schemas.microsoft.com/office/drawing/2016/ink" xmlns:am3d="http://schemas.microsoft.com/office/drawing/2017/model3d" xmlns:o="urn:schemas-microsoft-com:office:office" xmlns:oel="http://schemas.microsoft.com/office/2019/extlst" xmlns:r="http://schemas.openxmlformats.org/officeDocument/2006/relationships" xmlns:m="http://schemas.openxmlformats.org/officeDocument/2006/math" xmlns:v="urn:schemas-microsoft-com:vml" xmlns:wp14="http://schemas.microsoft.com/office/word/2010/wordprocessingDrawing" xmlns:wp="http://schemas.openxmlformats.org/drawingml/2006/wordprocessingDrawing" xmlns:w10="urn:schemas-microsoft-com:office:word" xmlns:w="http://schemas.openxmlformats.org/wordprocessingml/2006/main" xmlns:w14="http://schemas.microsoft.com/office/word/2010/wordml" xmlns:w15="http://schemas.microsoft.com/office/word/2012/wordml" xmlns:w16cex="http://schemas.microsoft.com/office/word/2018/wordml/cex" xmlns:w16cid="http://schemas.microsoft.com/office/word/2016/wordml/cid" xmlns:w16="http://schemas.microsoft.com/office/word/2018/wordml" xmlns:w16du="http://schemas.microsoft.com/office/word/2023/wordml/word16du" xmlns:w16sdtdh="http://schemas.microsoft.com/office/word/2020/wordml/sdtdatahash" xmlns:w16sdtfl="http://schemas.microsoft.com/office/word/2024/wordml/sdtformatlock" xmlns:w16se="http://schemas.microsoft.com/office/word/2015/wordml/symex" xmlns:wpg="http://schemas.microsoft.com/office/word/2010/wordprocessingGroup" xmlns:wpi="http://schemas.microsoft.com/office/word/2010/wordprocessingInk" xmlns:wne="http://schemas.microsoft.com/office/word/2006/wordml" xmlns:wps="http://schemas.microsoft.com/office/word/2010/wordprocessingShape" mc:Ignorable="w14 w15 w16se w16cid w16 w16cex w16sdtdh w16sdtfl w16du wp14">
+<w:numbering xmlns:wpc="http://schemas.microsoft.com/office/word/2010/wordprocessingCanvas" xmlns:cx="http://schemas.microsoft.com/office/drawing/2014/chartex" xmlns:cx1="http://schemas.microsoft.com/office/drawing/2015/9/8/chartex" xmlns:cx2="http://schemas.microsoft.com/office/drawing/2015/10/21/chartex" xmlns:cx3="http://schemas.microsoft.com/office/drawing/2016/5/9/chartex" xmlns:cx4="http://schemas.microsoft.com/office/drawing/2016/5/10/chartex" xmlns:cx5="http://schemas.microsoft.com/office/drawing/2016/5/11/chartex" xmlns:cx6="http://schemas.microsoft.com/office/drawing/2016/5/12/chartex" xmlns:cx7="http://schemas.microsoft.com/office/drawing/2016/5/13/chartex" xmlns:cx8="http://schemas.microsoft.com/office/drawing/2016/5/14/chartex" xmlns:mc="http://schemas.openxmlformats.org/markup-compatibility/2006" xmlns:aink="http://schemas.microsoft.com/office/drawing/2016/ink" xmlns:am3d="http://schemas.microsoft.com/office/drawing/2017/model3d" xmlns:o="urn:schemas-microsoft-com:office:office" xmlns:r="http://schemas.openxmlformats.org/officeDocument/2006/relationships" xmlns:m="http://schemas.openxmlformats.org/officeDocument/2006/math" xmlns:v="urn:schemas-microsoft-com:vml" xmlns:wp14="http://schemas.microsoft.com/office/word/2010/wordprocessingDrawing" xmlns:wp="http://schemas.openxmlformats.org/drawingml/2006/wordprocessingDrawing" xmlns:w10="urn:schemas-microsoft-com:office:word" xmlns:w="http://schemas.openxmlformats.org/wordprocessingml/2006/main" xmlns:w14="http://schemas.microsoft.com/office/word/2010/wordml" xmlns:w15="http://schemas.microsoft.com/office/word/2012/wordml" xmlns:w16cex="http://schemas.microsoft.com/office/word/2018/wordml/cex" xmlns:w16cid="http://schemas.microsoft.com/office/word/2016/wordml/cid" xmlns:w16="http://schemas.microsoft.com/office/word/2018/wordml" xmlns:w16sdtdh="http://schemas.microsoft.com/office/word/2020/wordml/sdtdatahash" xmlns:w16se="http://schemas.microsoft.com/office/word/2015/wordml/symex" xmlns:wpg="http://schemas.microsoft.com/office/word/2010/wordprocessingGroup" xmlns:wpi="http://schemas.microsoft.com/office/word/2010/wordprocessingInk" xmlns:wne="http://schemas.microsoft.com/office/word/2006/wordml" xmlns:wps="http://schemas.microsoft.com/office/word/2010/wordprocessingShape" mc:Ignorable="w14 w15 w16se w16cid w16 w16cex w16sdtdh wp14">
   <w:abstractNum w:abstractNumId="0" w15:restartNumberingAfterBreak="0">
+    <w:nsid w:val="1D493B80"/>
+    <w:multiLevelType w:val="hybridMultilevel"/>
+    <w:tmpl w:val="5E649152"/>
+    <w:lvl w:ilvl="0" w:tplc="817E3B24">
+      <w:start w:val="1"/>
+      <w:numFmt w:val="decimal"/>
+      <w:lvlText w:val="%1."/>
+      <w:lvlJc w:val="left"/>
+      <w:pPr>
+        <w:ind w:left="360" w:hanging="360"/>
+      </w:pPr>
+      <w:rPr>
+        <w:rFonts w:hint="default"/>
+      </w:rPr>
+    </w:lvl>
+    <w:lvl w:ilvl="1" w:tplc="04090019" w:tentative="1">
+      <w:start w:val="1"/>
+      <w:numFmt w:val="ideographTraditional"/>
+      <w:lvlText w:val="%2、"/>
+      <w:lvlJc w:val="left"/>
+      <w:pPr>
+        <w:ind w:left="960" w:hanging="480"/>
+      </w:pPr>
+    </w:lvl>
+    <w:lvl w:ilvl="2" w:tplc="0409001B" w:tentative="1">
+      <w:start w:val="1"/>
+      <w:numFmt w:val="lowerRoman"/>
+      <w:lvlText w:val="%3."/>
+      <w:lvlJc w:val="right"/>
+      <w:pPr>
+        <w:ind w:left="1440" w:hanging="480"/>
+      </w:pPr>
+    </w:lvl>
+    <w:lvl w:ilvl="3" w:tplc="0409000F" w:tentative="1">
+      <w:start w:val="1"/>
+      <w:numFmt w:val="decimal"/>
+      <w:lvlText w:val="%4."/>
+      <w:lvlJc w:val="left"/>
+      <w:pPr>
+        <w:ind w:left="1920" w:hanging="480"/>
+      </w:pPr>
+    </w:lvl>
+    <w:lvl w:ilvl="4" w:tplc="04090019" w:tentative="1">
+      <w:start w:val="1"/>
+      <w:numFmt w:val="ideographTraditional"/>
+      <w:lvlText w:val="%5、"/>
+      <w:lvlJc w:val="left"/>
+      <w:pPr>
+        <w:ind w:left="2400" w:hanging="480"/>
+      </w:pPr>
+    </w:lvl>
+    <w:lvl w:ilvl="5" w:tplc="0409001B" w:tentative="1">
+      <w:start w:val="1"/>
+      <w:numFmt w:val="lowerRoman"/>
+      <w:lvlText w:val="%6."/>
+      <w:lvlJc w:val="right"/>
+      <w:pPr>
+        <w:ind w:left="2880" w:hanging="480"/>
+      </w:pPr>
+    </w:lvl>
+    <w:lvl w:ilvl="6" w:tplc="0409000F" w:tentative="1">
+      <w:start w:val="1"/>
+      <w:numFmt w:val="decimal"/>
+      <w:lvlText w:val="%7."/>
+      <w:lvlJc w:val="left"/>
+      <w:pPr>
+        <w:ind w:left="3360" w:hanging="480"/>
+      </w:pPr>
+    </w:lvl>
+    <w:lvl w:ilvl="7" w:tplc="04090019" w:tentative="1">
+      <w:start w:val="1"/>
+      <w:numFmt w:val="ideographTraditional"/>
+      <w:lvlText w:val="%8、"/>
+      <w:lvlJc w:val="left"/>
+      <w:pPr>
+        <w:ind w:left="3840" w:hanging="480"/>
+      </w:pPr>
+    </w:lvl>
+    <w:lvl w:ilvl="8" w:tplc="0409001B" w:tentative="1">
+      <w:start w:val="1"/>
+      <w:numFmt w:val="lowerRoman"/>
+      <w:lvlText w:val="%9."/>
+      <w:lvlJc w:val="right"/>
+      <w:pPr>
+        <w:ind w:left="4320" w:hanging="480"/>
+      </w:pPr>
+    </w:lvl>
+  </w:abstractNum>
+  <w:abstractNum w:abstractNumId="1" w15:restartNumberingAfterBreak="0">
     <w:nsid w:val="1F3F6351"/>
     <w:multiLevelType w:val="hybridMultilevel"/>
     <w:tmpl w:val="9F46B14C"/>
@@ -1856,7 +3272,7 @@
       </w:pPr>
     </w:lvl>
   </w:abstractNum>
-  <w:abstractNum w:abstractNumId="1" w15:restartNumberingAfterBreak="0">
+  <w:abstractNum w:abstractNumId="2" w15:restartNumberingAfterBreak="0">
     <w:nsid w:val="492724A7"/>
     <w:multiLevelType w:val="hybridMultilevel"/>
     <w:tmpl w:val="09AC6A80"/>
@@ -1945,7 +3361,7 @@
       </w:pPr>
     </w:lvl>
   </w:abstractNum>
-  <w:abstractNum w:abstractNumId="2" w15:restartNumberingAfterBreak="0">
+  <w:abstractNum w:abstractNumId="3" w15:restartNumberingAfterBreak="0">
     <w:nsid w:val="58917555"/>
     <w:multiLevelType w:val="hybridMultilevel"/>
     <w:tmpl w:val="9F46B14C"/>
@@ -2034,7 +3450,7 @@
       </w:pPr>
     </w:lvl>
   </w:abstractNum>
-  <w:abstractNum w:abstractNumId="3" w15:restartNumberingAfterBreak="0">
+  <w:abstractNum w:abstractNumId="4" w15:restartNumberingAfterBreak="0">
     <w:nsid w:val="66A62DA7"/>
     <w:multiLevelType w:val="hybridMultilevel"/>
     <w:tmpl w:val="9F46B14C"/>
@@ -2123,23 +3539,210 @@
       </w:pPr>
     </w:lvl>
   </w:abstractNum>
-  <w:num w:numId="1" w16cid:durableId="704840384">
+  <w:abstractNum w:abstractNumId="5" w15:restartNumberingAfterBreak="0">
+    <w:nsid w:val="67FC7BEC"/>
+    <w:multiLevelType w:val="hybridMultilevel"/>
+    <w:tmpl w:val="60A64A9A"/>
+    <w:lvl w:ilvl="0" w:tplc="9146BB70">
+      <w:start w:val="1"/>
+      <w:numFmt w:val="decimal"/>
+      <w:lvlText w:val="%1."/>
+      <w:lvlJc w:val="left"/>
+      <w:pPr>
+        <w:ind w:left="640" w:hanging="360"/>
+      </w:pPr>
+      <w:rPr>
+        <w:rFonts w:hint="default"/>
+      </w:rPr>
+    </w:lvl>
+    <w:lvl w:ilvl="1" w:tplc="04090019" w:tentative="1">
+      <w:start w:val="1"/>
+      <w:numFmt w:val="ideographTraditional"/>
+      <w:lvlText w:val="%2、"/>
+      <w:lvlJc w:val="left"/>
+      <w:pPr>
+        <w:ind w:left="1240" w:hanging="480"/>
+      </w:pPr>
+    </w:lvl>
+    <w:lvl w:ilvl="2" w:tplc="0409001B" w:tentative="1">
+      <w:start w:val="1"/>
+      <w:numFmt w:val="lowerRoman"/>
+      <w:lvlText w:val="%3."/>
+      <w:lvlJc w:val="right"/>
+      <w:pPr>
+        <w:ind w:left="1720" w:hanging="480"/>
+      </w:pPr>
+    </w:lvl>
+    <w:lvl w:ilvl="3" w:tplc="0409000F" w:tentative="1">
+      <w:start w:val="1"/>
+      <w:numFmt w:val="decimal"/>
+      <w:lvlText w:val="%4."/>
+      <w:lvlJc w:val="left"/>
+      <w:pPr>
+        <w:ind w:left="2200" w:hanging="480"/>
+      </w:pPr>
+    </w:lvl>
+    <w:lvl w:ilvl="4" w:tplc="04090019" w:tentative="1">
+      <w:start w:val="1"/>
+      <w:numFmt w:val="ideographTraditional"/>
+      <w:lvlText w:val="%5、"/>
+      <w:lvlJc w:val="left"/>
+      <w:pPr>
+        <w:ind w:left="2680" w:hanging="480"/>
+      </w:pPr>
+    </w:lvl>
+    <w:lvl w:ilvl="5" w:tplc="0409001B" w:tentative="1">
+      <w:start w:val="1"/>
+      <w:numFmt w:val="lowerRoman"/>
+      <w:lvlText w:val="%6."/>
+      <w:lvlJc w:val="right"/>
+      <w:pPr>
+        <w:ind w:left="3160" w:hanging="480"/>
+      </w:pPr>
+    </w:lvl>
+    <w:lvl w:ilvl="6" w:tplc="0409000F" w:tentative="1">
+      <w:start w:val="1"/>
+      <w:numFmt w:val="decimal"/>
+      <w:lvlText w:val="%7."/>
+      <w:lvlJc w:val="left"/>
+      <w:pPr>
+        <w:ind w:left="3640" w:hanging="480"/>
+      </w:pPr>
+    </w:lvl>
+    <w:lvl w:ilvl="7" w:tplc="04090019" w:tentative="1">
+      <w:start w:val="1"/>
+      <w:numFmt w:val="ideographTraditional"/>
+      <w:lvlText w:val="%8、"/>
+      <w:lvlJc w:val="left"/>
+      <w:pPr>
+        <w:ind w:left="4120" w:hanging="480"/>
+      </w:pPr>
+    </w:lvl>
+    <w:lvl w:ilvl="8" w:tplc="0409001B" w:tentative="1">
+      <w:start w:val="1"/>
+      <w:numFmt w:val="lowerRoman"/>
+      <w:lvlText w:val="%9."/>
+      <w:lvlJc w:val="right"/>
+      <w:pPr>
+        <w:ind w:left="4600" w:hanging="480"/>
+      </w:pPr>
+    </w:lvl>
+  </w:abstractNum>
+  <w:abstractNum w:abstractNumId="6" w15:restartNumberingAfterBreak="0">
+    <w:nsid w:val="6B1E1E50"/>
+    <w:multiLevelType w:val="hybridMultilevel"/>
+    <w:tmpl w:val="BCD25720"/>
+    <w:lvl w:ilvl="0" w:tplc="062C2444">
+      <w:start w:val="2"/>
+      <w:numFmt w:val="decimal"/>
+      <w:lvlText w:val="%1."/>
+      <w:lvlJc w:val="left"/>
+      <w:pPr>
+        <w:ind w:left="360" w:hanging="360"/>
+      </w:pPr>
+      <w:rPr>
+        <w:rFonts w:hint="default"/>
+      </w:rPr>
+    </w:lvl>
+    <w:lvl w:ilvl="1" w:tplc="04090019">
+      <w:start w:val="1"/>
+      <w:numFmt w:val="ideographTraditional"/>
+      <w:lvlText w:val="%2、"/>
+      <w:lvlJc w:val="left"/>
+      <w:pPr>
+        <w:ind w:left="960" w:hanging="480"/>
+      </w:pPr>
+    </w:lvl>
+    <w:lvl w:ilvl="2" w:tplc="0409001B" w:tentative="1">
+      <w:start w:val="1"/>
+      <w:numFmt w:val="lowerRoman"/>
+      <w:lvlText w:val="%3."/>
+      <w:lvlJc w:val="right"/>
+      <w:pPr>
+        <w:ind w:left="1440" w:hanging="480"/>
+      </w:pPr>
+    </w:lvl>
+    <w:lvl w:ilvl="3" w:tplc="0409000F" w:tentative="1">
+      <w:start w:val="1"/>
+      <w:numFmt w:val="decimal"/>
+      <w:lvlText w:val="%4."/>
+      <w:lvlJc w:val="left"/>
+      <w:pPr>
+        <w:ind w:left="1920" w:hanging="480"/>
+      </w:pPr>
+    </w:lvl>
+    <w:lvl w:ilvl="4" w:tplc="04090019" w:tentative="1">
+      <w:start w:val="1"/>
+      <w:numFmt w:val="ideographTraditional"/>
+      <w:lvlText w:val="%5、"/>
+      <w:lvlJc w:val="left"/>
+      <w:pPr>
+        <w:ind w:left="2400" w:hanging="480"/>
+      </w:pPr>
+    </w:lvl>
+    <w:lvl w:ilvl="5" w:tplc="0409001B" w:tentative="1">
+      <w:start w:val="1"/>
+      <w:numFmt w:val="lowerRoman"/>
+      <w:lvlText w:val="%6."/>
+      <w:lvlJc w:val="right"/>
+      <w:pPr>
+        <w:ind w:left="2880" w:hanging="480"/>
+      </w:pPr>
+    </w:lvl>
+    <w:lvl w:ilvl="6" w:tplc="0409000F" w:tentative="1">
+      <w:start w:val="1"/>
+      <w:numFmt w:val="decimal"/>
+      <w:lvlText w:val="%7."/>
+      <w:lvlJc w:val="left"/>
+      <w:pPr>
+        <w:ind w:left="3360" w:hanging="480"/>
+      </w:pPr>
+    </w:lvl>
+    <w:lvl w:ilvl="7" w:tplc="04090019" w:tentative="1">
+      <w:start w:val="1"/>
+      <w:numFmt w:val="ideographTraditional"/>
+      <w:lvlText w:val="%8、"/>
+      <w:lvlJc w:val="left"/>
+      <w:pPr>
+        <w:ind w:left="3840" w:hanging="480"/>
+      </w:pPr>
+    </w:lvl>
+    <w:lvl w:ilvl="8" w:tplc="0409001B" w:tentative="1">
+      <w:start w:val="1"/>
+      <w:numFmt w:val="lowerRoman"/>
+      <w:lvlText w:val="%9."/>
+      <w:lvlJc w:val="right"/>
+      <w:pPr>
+        <w:ind w:left="4320" w:hanging="480"/>
+      </w:pPr>
+    </w:lvl>
+  </w:abstractNum>
+  <w:num w:numId="1">
+    <w:abstractNumId w:val="2"/>
+  </w:num>
+  <w:num w:numId="2">
+    <w:abstractNumId w:val="4"/>
+  </w:num>
+  <w:num w:numId="3">
+    <w:abstractNumId w:val="3"/>
+  </w:num>
+  <w:num w:numId="4">
     <w:abstractNumId w:val="1"/>
   </w:num>
-  <w:num w:numId="2" w16cid:durableId="1213927832">
-    <w:abstractNumId w:val="3"/>
+  <w:num w:numId="5">
+    <w:abstractNumId w:val="0"/>
   </w:num>
-  <w:num w:numId="3" w16cid:durableId="211772525">
-    <w:abstractNumId w:val="2"/>
+  <w:num w:numId="6">
+    <w:abstractNumId w:val="5"/>
   </w:num>
-  <w:num w:numId="4" w16cid:durableId="440538425">
-    <w:abstractNumId w:val="0"/>
+  <w:num w:numId="7">
+    <w:abstractNumId w:val="6"/>
   </w:num>
 </w:numbering>
 </file>
 
 <file path=word/styles.xml><?xml version="1.0" encoding="utf-8"?>
-<w:styles xmlns:mc="http://schemas.openxmlformats.org/markup-compatibility/2006" xmlns:r="http://schemas.openxmlformats.org/officeDocument/2006/relationships" xmlns:w="http://schemas.openxmlformats.org/wordprocessingml/2006/main" xmlns:w14="http://schemas.microsoft.com/office/word/2010/wordml" xmlns:w15="http://schemas.microsoft.com/office/word/2012/wordml" xmlns:w16cex="http://schemas.microsoft.com/office/word/2018/wordml/cex" xmlns:w16cid="http://schemas.microsoft.com/office/word/2016/wordml/cid" xmlns:w16="http://schemas.microsoft.com/office/word/2018/wordml" xmlns:w16du="http://schemas.microsoft.com/office/word/2023/wordml/word16du" xmlns:w16sdtdh="http://schemas.microsoft.com/office/word/2020/wordml/sdtdatahash" xmlns:w16sdtfl="http://schemas.microsoft.com/office/word/2024/wordml/sdtformatlock" xmlns:w16se="http://schemas.microsoft.com/office/word/2015/wordml/symex" mc:Ignorable="w14 w15 w16se w16cid w16 w16cex w16sdtdh w16sdtfl w16du">
+<w:styles xmlns:mc="http://schemas.openxmlformats.org/markup-compatibility/2006" xmlns:r="http://schemas.openxmlformats.org/officeDocument/2006/relationships" xmlns:w="http://schemas.openxmlformats.org/wordprocessingml/2006/main" xmlns:w14="http://schemas.microsoft.com/office/word/2010/wordml" xmlns:w15="http://schemas.microsoft.com/office/word/2012/wordml" xmlns:w16cex="http://schemas.microsoft.com/office/word/2018/wordml/cex" xmlns:w16cid="http://schemas.microsoft.com/office/word/2016/wordml/cid" xmlns:w16="http://schemas.microsoft.com/office/word/2018/wordml" xmlns:w16sdtdh="http://schemas.microsoft.com/office/word/2020/wordml/sdtdatahash" xmlns:w16se="http://schemas.microsoft.com/office/word/2015/wordml/symex" mc:Ignorable="w14 w15 w16se w16cid w16 w16cex w16sdtdh">
   <w:docDefaults>
     <w:rPrDefault>
       <w:rPr>
